--- a/backend/tools/contoh/tempat pmk/Naskah Pengundangan PMK 17 Tahun 2026.docx
+++ b/backend/tools/contoh/tempat pmk/Naskah Pengundangan PMK 17 Tahun 2026.docx
@@ -1840,7 +1840,52 @@
         <w:rPr>
           <w:rFonts w:ascii="Bookman Old Style" w:hAnsi="Bookman Old Style"/>
         </w:rPr>
-        <w:t>Untuk penetapan anggaran Otoritas Jasa Keuangan sebagaimana dimaksud pada ayat (1), Otoritas Jasa Keuangan terlebih dahulu meminta persetujuan Dewan Perwakilan Rakyat.</w:t>
+        <w:t xml:space="preserve">Untuk penetapan anggaran Otoritas Jasa Keuangan sebagaimana dimaksud pada ayat (1), </w:t>
+      </w:r>
+      <w:sdt>
+        <w:sdtPr>
+          <w:rPr>
+            <w:rFonts w:ascii="Bookman Old Style" w:hAnsi="Bookman Old Style"/>
+          </w:rPr>
+          <w:alias w:val="Drafter Analiser T1"/>
+          <w:tag w:val="DA-ASLI-1"/>
+          <w:id w:val="-124322404"/>
+          <w:placeholder>
+            <w:docPart w:val="DefaultPlaceholder_-1854013440"/>
+          </w:placeholder>
+          <w15:appearance w15:val="hidden"/>
+        </w:sdtPr>
+        <w:sdtEndPr>
+          <w:rPr>
+            <w:highlight w:val="yellow"/>
+          </w:rPr>
+        </w:sdtEndPr>
+        <w:sdtContent>
+          <w:commentRangeStart w:id="1"/>
+          <w:r>
+            <w:rPr>
+              <w:rFonts w:ascii="Bookman Old Style" w:hAnsi="Bookman Old Style"/>
+              <w:highlight w:val="yellow"/>
+            </w:rPr>
+            <w:t>Otoritas Jasa Keuangan terlebih dahulu meminta persetujuan Dewan Perwakilan Rakyat</w:t>
+          </w:r>
+          <w:commentRangeEnd w:id="1"/>
+          <w:r>
+            <w:rPr>
+              <w:rStyle w:val="CommentReference"/>
+              <w:rFonts w:ascii="Bookman Old Style" w:hAnsi="Bookman Old Style"/>
+              <w:sz w:val="24"/>
+              <w:szCs w:val="24"/>
+            </w:rPr>
+            <w:commentReference w:id="1"/>
+          </w:r>
+        </w:sdtContent>
+      </w:sdt>
+      <w:r>
+        <w:rPr>
+          <w:rFonts w:ascii="Bookman Old Style" w:hAnsi="Bookman Old Style"/>
+        </w:rPr>
+        <w:t>.</w:t>
       </w:r>
     </w:p>
     <w:p>
@@ -1916,423 +1961,7 @@
           <w:rFonts w:ascii="Bookman Old Style" w:eastAsia="Bookman Old Style" w:hAnsi="Bookman Old Style" w:cs="Bookman Old Style"/>
           <w:lang w:val="en-US"/>
         </w:rPr>
-        <w:t xml:space="preserve">Dewan </w:t>
-      </w:r>
-      <w:proofErr w:type="spellStart"/>
-      <w:r>
-        <w:rPr>
-          <w:rFonts w:ascii="Bookman Old Style" w:eastAsia="Bookman Old Style" w:hAnsi="Bookman Old Style" w:cs="Bookman Old Style"/>
-          <w:lang w:val="en-US"/>
-        </w:rPr>
-        <w:t>Komisioner</w:t>
-      </w:r>
-      <w:proofErr w:type="spellEnd"/>
-      <w:r>
-        <w:rPr>
-          <w:rFonts w:ascii="Bookman Old Style" w:eastAsia="Bookman Old Style" w:hAnsi="Bookman Old Style" w:cs="Bookman Old Style"/>
-          <w:lang w:val="en-US"/>
-        </w:rPr>
-        <w:t xml:space="preserve"> </w:t>
-      </w:r>
-      <w:proofErr w:type="spellStart"/>
-      <w:r>
-        <w:rPr>
-          <w:rFonts w:ascii="Bookman Old Style" w:eastAsia="Bookman Old Style" w:hAnsi="Bookman Old Style" w:cs="Bookman Old Style"/>
-          <w:lang w:val="en-US"/>
-        </w:rPr>
-        <w:t>menyusun</w:t>
-      </w:r>
-      <w:proofErr w:type="spellEnd"/>
-      <w:r>
-        <w:rPr>
-          <w:rFonts w:ascii="Bookman Old Style" w:eastAsia="Bookman Old Style" w:hAnsi="Bookman Old Style" w:cs="Bookman Old Style"/>
-          <w:lang w:val="en-US"/>
-        </w:rPr>
-        <w:t xml:space="preserve"> RKA </w:t>
-      </w:r>
-      <w:proofErr w:type="spellStart"/>
-      <w:r>
-        <w:rPr>
-          <w:rFonts w:ascii="Bookman Old Style" w:eastAsia="Bookman Old Style" w:hAnsi="Bookman Old Style" w:cs="Bookman Old Style"/>
-          <w:lang w:val="en-US"/>
-        </w:rPr>
-        <w:t>Otoritas</w:t>
-      </w:r>
-      <w:proofErr w:type="spellEnd"/>
-      <w:r>
-        <w:rPr>
-          <w:rFonts w:ascii="Bookman Old Style" w:eastAsia="Bookman Old Style" w:hAnsi="Bookman Old Style" w:cs="Bookman Old Style"/>
-          <w:lang w:val="en-US"/>
-        </w:rPr>
-        <w:t xml:space="preserve"> Jasa </w:t>
-      </w:r>
-      <w:proofErr w:type="spellStart"/>
-      <w:r>
-        <w:rPr>
-          <w:rFonts w:ascii="Bookman Old Style" w:eastAsia="Bookman Old Style" w:hAnsi="Bookman Old Style" w:cs="Bookman Old Style"/>
-          <w:lang w:val="en-US"/>
-        </w:rPr>
-        <w:t>Keuangan</w:t>
-      </w:r>
-      <w:proofErr w:type="spellEnd"/>
-      <w:r>
-        <w:rPr>
-          <w:rFonts w:ascii="Bookman Old Style" w:eastAsia="Bookman Old Style" w:hAnsi="Bookman Old Style" w:cs="Bookman Old Style"/>
-          <w:lang w:val="en-US"/>
-        </w:rPr>
-        <w:t xml:space="preserve"> </w:t>
-      </w:r>
-      <w:proofErr w:type="spellStart"/>
-      <w:r>
-        <w:rPr>
-          <w:rFonts w:ascii="Bookman Old Style" w:eastAsia="Bookman Old Style" w:hAnsi="Bookman Old Style" w:cs="Bookman Old Style"/>
-          <w:lang w:val="en-US"/>
-        </w:rPr>
-        <w:t>setiap</w:t>
-      </w:r>
-      <w:proofErr w:type="spellEnd"/>
-      <w:r>
-        <w:rPr>
-          <w:rFonts w:ascii="Bookman Old Style" w:eastAsia="Bookman Old Style" w:hAnsi="Bookman Old Style" w:cs="Bookman Old Style"/>
-          <w:lang w:val="en-US"/>
-        </w:rPr>
-        <w:t xml:space="preserve"> </w:t>
-      </w:r>
-      <w:proofErr w:type="spellStart"/>
-      <w:r>
-        <w:rPr>
-          <w:rFonts w:ascii="Bookman Old Style" w:eastAsia="Bookman Old Style" w:hAnsi="Bookman Old Style" w:cs="Bookman Old Style"/>
-          <w:lang w:val="en-US"/>
-        </w:rPr>
-        <w:t>tahun</w:t>
-      </w:r>
-      <w:proofErr w:type="spellEnd"/>
-      <w:r>
-        <w:rPr>
-          <w:rFonts w:ascii="Bookman Old Style" w:eastAsia="Bookman Old Style" w:hAnsi="Bookman Old Style" w:cs="Bookman Old Style"/>
-          <w:lang w:val="en-US"/>
-        </w:rPr>
-        <w:t xml:space="preserve"> </w:t>
-      </w:r>
-      <w:proofErr w:type="spellStart"/>
-      <w:r>
-        <w:rPr>
-          <w:rFonts w:ascii="Bookman Old Style" w:eastAsia="Bookman Old Style" w:hAnsi="Bookman Old Style" w:cs="Bookman Old Style"/>
-          <w:lang w:val="en-US"/>
-        </w:rPr>
-        <w:t>untuk</w:t>
-      </w:r>
-      <w:proofErr w:type="spellEnd"/>
-      <w:r>
-        <w:rPr>
-          <w:rFonts w:ascii="Bookman Old Style" w:eastAsia="Bookman Old Style" w:hAnsi="Bookman Old Style" w:cs="Bookman Old Style"/>
-          <w:lang w:val="en-US"/>
-        </w:rPr>
-        <w:t xml:space="preserve"> </w:t>
-      </w:r>
-      <w:proofErr w:type="spellStart"/>
-      <w:r>
-        <w:rPr>
-          <w:rFonts w:ascii="Bookman Old Style" w:eastAsia="Bookman Old Style" w:hAnsi="Bookman Old Style" w:cs="Bookman Old Style"/>
-          <w:lang w:val="en-US"/>
-        </w:rPr>
-        <w:t>membiayai</w:t>
-      </w:r>
-      <w:proofErr w:type="spellEnd"/>
-      <w:r>
-        <w:rPr>
-          <w:rFonts w:ascii="Bookman Old Style" w:eastAsia="Bookman Old Style" w:hAnsi="Bookman Old Style" w:cs="Bookman Old Style"/>
-          <w:lang w:val="en-US"/>
-        </w:rPr>
-        <w:t xml:space="preserve"> </w:t>
-      </w:r>
-      <w:proofErr w:type="spellStart"/>
-      <w:r>
-        <w:rPr>
-          <w:rFonts w:ascii="Bookman Old Style" w:eastAsia="Bookman Old Style" w:hAnsi="Bookman Old Style" w:cs="Bookman Old Style"/>
-          <w:lang w:val="en-US"/>
-        </w:rPr>
-        <w:t>kegiatan</w:t>
-      </w:r>
-      <w:proofErr w:type="spellEnd"/>
-      <w:r>
-        <w:rPr>
-          <w:rFonts w:ascii="Bookman Old Style" w:eastAsia="Bookman Old Style" w:hAnsi="Bookman Old Style" w:cs="Bookman Old Style"/>
-          <w:lang w:val="en-US"/>
-        </w:rPr>
-        <w:t xml:space="preserve"> </w:t>
-      </w:r>
-      <w:proofErr w:type="spellStart"/>
-      <w:r>
-        <w:rPr>
-          <w:rFonts w:ascii="Bookman Old Style" w:eastAsia="Bookman Old Style" w:hAnsi="Bookman Old Style" w:cs="Bookman Old Style"/>
-          <w:lang w:val="en-US"/>
-        </w:rPr>
-        <w:t>operasional</w:t>
-      </w:r>
-      <w:proofErr w:type="spellEnd"/>
-      <w:r>
-        <w:rPr>
-          <w:rFonts w:ascii="Bookman Old Style" w:eastAsia="Bookman Old Style" w:hAnsi="Bookman Old Style" w:cs="Bookman Old Style"/>
-          <w:lang w:val="en-US"/>
-        </w:rPr>
-        <w:t xml:space="preserve">, </w:t>
-      </w:r>
-      <w:proofErr w:type="spellStart"/>
-      <w:r>
-        <w:rPr>
-          <w:rFonts w:ascii="Bookman Old Style" w:eastAsia="Bookman Old Style" w:hAnsi="Bookman Old Style" w:cs="Bookman Old Style"/>
-          <w:lang w:val="en-US"/>
-        </w:rPr>
-        <w:t>kegiatan</w:t>
-      </w:r>
-      <w:proofErr w:type="spellEnd"/>
-      <w:r>
-        <w:rPr>
-          <w:rFonts w:ascii="Bookman Old Style" w:eastAsia="Bookman Old Style" w:hAnsi="Bookman Old Style" w:cs="Bookman Old Style"/>
-          <w:lang w:val="en-US"/>
-        </w:rPr>
-        <w:t xml:space="preserve"> </w:t>
-      </w:r>
-      <w:proofErr w:type="spellStart"/>
-      <w:r>
-        <w:rPr>
-          <w:rFonts w:ascii="Bookman Old Style" w:eastAsia="Bookman Old Style" w:hAnsi="Bookman Old Style" w:cs="Bookman Old Style"/>
-          <w:lang w:val="en-US"/>
-        </w:rPr>
-        <w:t>administrasi</w:t>
-      </w:r>
-      <w:proofErr w:type="spellEnd"/>
-      <w:r>
-        <w:rPr>
-          <w:rFonts w:ascii="Bookman Old Style" w:eastAsia="Bookman Old Style" w:hAnsi="Bookman Old Style" w:cs="Bookman Old Style"/>
-          <w:lang w:val="en-US"/>
-        </w:rPr>
-        <w:t xml:space="preserve">, </w:t>
-      </w:r>
-      <w:proofErr w:type="spellStart"/>
-      <w:r>
-        <w:rPr>
-          <w:rFonts w:ascii="Bookman Old Style" w:eastAsia="Bookman Old Style" w:hAnsi="Bookman Old Style" w:cs="Bookman Old Style"/>
-          <w:lang w:val="en-US"/>
-        </w:rPr>
-        <w:t>pengadaan</w:t>
-      </w:r>
-      <w:proofErr w:type="spellEnd"/>
-      <w:r>
-        <w:rPr>
-          <w:rFonts w:ascii="Bookman Old Style" w:eastAsia="Bookman Old Style" w:hAnsi="Bookman Old Style" w:cs="Bookman Old Style"/>
-          <w:lang w:val="en-US"/>
-        </w:rPr>
-        <w:t xml:space="preserve"> </w:t>
-      </w:r>
-      <w:proofErr w:type="spellStart"/>
-      <w:r>
-        <w:rPr>
-          <w:rFonts w:ascii="Bookman Old Style" w:eastAsia="Bookman Old Style" w:hAnsi="Bookman Old Style" w:cs="Bookman Old Style"/>
-          <w:lang w:val="en-US"/>
-        </w:rPr>
-        <w:t>aset</w:t>
-      </w:r>
-      <w:proofErr w:type="spellEnd"/>
-      <w:r>
-        <w:rPr>
-          <w:rFonts w:ascii="Bookman Old Style" w:eastAsia="Bookman Old Style" w:hAnsi="Bookman Old Style" w:cs="Bookman Old Style"/>
-          <w:lang w:val="en-US"/>
-        </w:rPr>
-        <w:t xml:space="preserve">, dan </w:t>
-      </w:r>
-      <w:proofErr w:type="spellStart"/>
-      <w:r>
-        <w:rPr>
-          <w:rFonts w:ascii="Bookman Old Style" w:eastAsia="Bookman Old Style" w:hAnsi="Bookman Old Style" w:cs="Bookman Old Style"/>
-          <w:lang w:val="en-US"/>
-        </w:rPr>
-        <w:t>kegiatan</w:t>
-      </w:r>
-      <w:proofErr w:type="spellEnd"/>
-      <w:r>
-        <w:rPr>
-          <w:rFonts w:ascii="Bookman Old Style" w:eastAsia="Bookman Old Style" w:hAnsi="Bookman Old Style" w:cs="Bookman Old Style"/>
-          <w:lang w:val="en-US"/>
-        </w:rPr>
-        <w:t xml:space="preserve"> </w:t>
-      </w:r>
-      <w:proofErr w:type="spellStart"/>
-      <w:r>
-        <w:rPr>
-          <w:rFonts w:ascii="Bookman Old Style" w:eastAsia="Bookman Old Style" w:hAnsi="Bookman Old Style" w:cs="Bookman Old Style"/>
-          <w:lang w:val="en-US"/>
-        </w:rPr>
-        <w:t>pendukung</w:t>
-      </w:r>
-      <w:proofErr w:type="spellEnd"/>
-      <w:r>
-        <w:rPr>
-          <w:rFonts w:ascii="Bookman Old Style" w:eastAsia="Bookman Old Style" w:hAnsi="Bookman Old Style" w:cs="Bookman Old Style"/>
-          <w:lang w:val="en-US"/>
-        </w:rPr>
-        <w:t xml:space="preserve"> </w:t>
-      </w:r>
-      <w:proofErr w:type="spellStart"/>
-      <w:r>
-        <w:rPr>
-          <w:rFonts w:ascii="Bookman Old Style" w:eastAsia="Bookman Old Style" w:hAnsi="Bookman Old Style" w:cs="Bookman Old Style"/>
-          <w:lang w:val="en-US"/>
-        </w:rPr>
-        <w:t>lainnya</w:t>
-      </w:r>
-      <w:proofErr w:type="spellEnd"/>
-      <w:r>
-        <w:rPr>
-          <w:rFonts w:ascii="Bookman Old Style" w:eastAsia="Bookman Old Style" w:hAnsi="Bookman Old Style" w:cs="Bookman Old Style"/>
-          <w:lang w:val="en-US"/>
-        </w:rPr>
-        <w:t xml:space="preserve">, </w:t>
-      </w:r>
-      <w:proofErr w:type="spellStart"/>
-      <w:r>
-        <w:rPr>
-          <w:rFonts w:ascii="Bookman Old Style" w:eastAsia="Bookman Old Style" w:hAnsi="Bookman Old Style" w:cs="Bookman Old Style"/>
-          <w:lang w:val="en-US"/>
-        </w:rPr>
-        <w:t>sebelum</w:t>
-      </w:r>
-      <w:proofErr w:type="spellEnd"/>
-      <w:r>
-        <w:rPr>
-          <w:rFonts w:ascii="Bookman Old Style" w:eastAsia="Bookman Old Style" w:hAnsi="Bookman Old Style" w:cs="Bookman Old Style"/>
-          <w:lang w:val="en-US"/>
-        </w:rPr>
-        <w:t xml:space="preserve"> </w:t>
-      </w:r>
-      <w:proofErr w:type="spellStart"/>
-      <w:r>
-        <w:rPr>
-          <w:rFonts w:ascii="Bookman Old Style" w:eastAsia="Bookman Old Style" w:hAnsi="Bookman Old Style" w:cs="Bookman Old Style"/>
-          <w:lang w:val="en-US"/>
-        </w:rPr>
-        <w:t>dimintakan</w:t>
-      </w:r>
-      <w:proofErr w:type="spellEnd"/>
-      <w:r>
-        <w:rPr>
-          <w:rFonts w:ascii="Bookman Old Style" w:eastAsia="Bookman Old Style" w:hAnsi="Bookman Old Style" w:cs="Bookman Old Style"/>
-          <w:lang w:val="en-US"/>
-        </w:rPr>
-        <w:t xml:space="preserve"> </w:t>
-      </w:r>
-      <w:proofErr w:type="spellStart"/>
-      <w:r>
-        <w:rPr>
-          <w:rFonts w:ascii="Bookman Old Style" w:eastAsia="Bookman Old Style" w:hAnsi="Bookman Old Style" w:cs="Bookman Old Style"/>
-          <w:lang w:val="en-US"/>
-        </w:rPr>
-        <w:t>persetujuan</w:t>
-      </w:r>
-      <w:proofErr w:type="spellEnd"/>
-      <w:r>
-        <w:rPr>
-          <w:rFonts w:ascii="Bookman Old Style" w:eastAsia="Bookman Old Style" w:hAnsi="Bookman Old Style" w:cs="Bookman Old Style"/>
-          <w:lang w:val="en-US"/>
-        </w:rPr>
-        <w:t xml:space="preserve"> </w:t>
-      </w:r>
-      <w:proofErr w:type="spellStart"/>
-      <w:r>
-        <w:rPr>
-          <w:rFonts w:ascii="Bookman Old Style" w:eastAsia="Bookman Old Style" w:hAnsi="Bookman Old Style" w:cs="Bookman Old Style"/>
-          <w:lang w:val="en-US"/>
-        </w:rPr>
-        <w:t>kepada</w:t>
-      </w:r>
-      <w:proofErr w:type="spellEnd"/>
-      <w:r>
-        <w:rPr>
-          <w:rFonts w:ascii="Bookman Old Style" w:eastAsia="Bookman Old Style" w:hAnsi="Bookman Old Style" w:cs="Bookman Old Style"/>
-          <w:lang w:val="en-US"/>
-        </w:rPr>
-        <w:t xml:space="preserve"> Dewan </w:t>
-      </w:r>
-      <w:proofErr w:type="spellStart"/>
-      <w:r>
-        <w:rPr>
-          <w:rFonts w:ascii="Bookman Old Style" w:eastAsia="Bookman Old Style" w:hAnsi="Bookman Old Style" w:cs="Bookman Old Style"/>
-          <w:lang w:val="en-US"/>
-        </w:rPr>
-        <w:t>Perwakilan</w:t>
-      </w:r>
-      <w:proofErr w:type="spellEnd"/>
-      <w:r>
-        <w:rPr>
-          <w:rFonts w:ascii="Bookman Old Style" w:eastAsia="Bookman Old Style" w:hAnsi="Bookman Old Style" w:cs="Bookman Old Style"/>
-          <w:lang w:val="en-US"/>
-        </w:rPr>
-        <w:t xml:space="preserve"> Rakyat </w:t>
-      </w:r>
-      <w:proofErr w:type="spellStart"/>
-      <w:r>
-        <w:rPr>
-          <w:rFonts w:ascii="Bookman Old Style" w:eastAsia="Bookman Old Style" w:hAnsi="Bookman Old Style" w:cs="Bookman Old Style"/>
-          <w:lang w:val="en-US"/>
-        </w:rPr>
-        <w:t>sebagaimana</w:t>
-      </w:r>
-      <w:proofErr w:type="spellEnd"/>
-      <w:r>
-        <w:rPr>
-          <w:rFonts w:ascii="Bookman Old Style" w:eastAsia="Bookman Old Style" w:hAnsi="Bookman Old Style" w:cs="Bookman Old Style"/>
-          <w:lang w:val="en-US"/>
-        </w:rPr>
-        <w:t xml:space="preserve"> </w:t>
-      </w:r>
-      <w:proofErr w:type="spellStart"/>
-      <w:r>
-        <w:rPr>
-          <w:rFonts w:ascii="Bookman Old Style" w:eastAsia="Bookman Old Style" w:hAnsi="Bookman Old Style" w:cs="Bookman Old Style"/>
-          <w:lang w:val="en-US"/>
-        </w:rPr>
-        <w:t>dimaksud</w:t>
-      </w:r>
-      <w:proofErr w:type="spellEnd"/>
-      <w:r>
-        <w:rPr>
-          <w:rFonts w:ascii="Bookman Old Style" w:eastAsia="Bookman Old Style" w:hAnsi="Bookman Old Style" w:cs="Bookman Old Style"/>
-          <w:lang w:val="en-US"/>
-        </w:rPr>
-        <w:t xml:space="preserve"> </w:t>
-      </w:r>
-      <w:proofErr w:type="spellStart"/>
-      <w:r>
-        <w:rPr>
-          <w:rFonts w:ascii="Bookman Old Style" w:eastAsia="Bookman Old Style" w:hAnsi="Bookman Old Style" w:cs="Bookman Old Style"/>
-          <w:lang w:val="en-US"/>
-        </w:rPr>
-        <w:t>dalam</w:t>
-      </w:r>
-      <w:proofErr w:type="spellEnd"/>
-      <w:r>
-        <w:rPr>
-          <w:rFonts w:ascii="Bookman Old Style" w:eastAsia="Bookman Old Style" w:hAnsi="Bookman Old Style" w:cs="Bookman Old Style"/>
-          <w:lang w:val="en-US"/>
-        </w:rPr>
-        <w:t xml:space="preserve"> Pasal 3 </w:t>
-      </w:r>
-      <w:proofErr w:type="spellStart"/>
-      <w:r>
-        <w:rPr>
-          <w:rFonts w:ascii="Bookman Old Style" w:eastAsia="Bookman Old Style" w:hAnsi="Bookman Old Style" w:cs="Bookman Old Style"/>
-          <w:lang w:val="en-US"/>
-        </w:rPr>
-        <w:t>ayat</w:t>
-      </w:r>
-      <w:proofErr w:type="spellEnd"/>
-      <w:r>
-        <w:rPr>
-          <w:rFonts w:ascii="Bookman Old Style" w:eastAsia="Bookman Old Style" w:hAnsi="Bookman Old Style" w:cs="Bookman Old Style"/>
-          <w:lang w:val="en-US"/>
-        </w:rPr>
-        <w:t xml:space="preserve"> (3).</w:t>
+        <w:t>Dewan Komisioner menyusun RKA Otoritas Jasa Keuangan setiap tahun untuk membiayai kegiatan operasional, kegiatan administrasi, pengadaan aset, dan kegiatan pendukung lainnya, sebelum dimintakan persetujuan kepada Dewan Perwakilan Rakyat sebagaimana dimaksud dalam Pasal 3 ayat (3).</w:t>
       </w:r>
     </w:p>
     <w:p>
@@ -2358,261 +1987,12 @@
           <w:lang w:val="en-US"/>
         </w:rPr>
       </w:pPr>
-      <w:proofErr w:type="spellStart"/>
       <w:r>
         <w:rPr>
           <w:rFonts w:ascii="Bookman Old Style" w:eastAsia="Bookman Old Style" w:hAnsi="Bookman Old Style" w:cs="Bookman Old Style"/>
           <w:lang w:val="en-US"/>
         </w:rPr>
-        <w:t>Dalam</w:t>
-      </w:r>
-      <w:proofErr w:type="spellEnd"/>
-      <w:r>
-        <w:rPr>
-          <w:rFonts w:ascii="Bookman Old Style" w:eastAsia="Bookman Old Style" w:hAnsi="Bookman Old Style" w:cs="Bookman Old Style"/>
-          <w:lang w:val="en-US"/>
-        </w:rPr>
-        <w:t xml:space="preserve"> </w:t>
-      </w:r>
-      <w:proofErr w:type="spellStart"/>
-      <w:r>
-        <w:rPr>
-          <w:rFonts w:ascii="Bookman Old Style" w:eastAsia="Bookman Old Style" w:hAnsi="Bookman Old Style" w:cs="Bookman Old Style"/>
-          <w:lang w:val="en-US"/>
-        </w:rPr>
-        <w:t>rangka</w:t>
-      </w:r>
-      <w:proofErr w:type="spellEnd"/>
-      <w:r>
-        <w:rPr>
-          <w:rFonts w:ascii="Bookman Old Style" w:eastAsia="Bookman Old Style" w:hAnsi="Bookman Old Style" w:cs="Bookman Old Style"/>
-          <w:lang w:val="en-US"/>
-        </w:rPr>
-        <w:t xml:space="preserve"> </w:t>
-      </w:r>
-      <w:proofErr w:type="spellStart"/>
-      <w:r>
-        <w:rPr>
-          <w:rFonts w:ascii="Bookman Old Style" w:eastAsia="Bookman Old Style" w:hAnsi="Bookman Old Style" w:cs="Bookman Old Style"/>
-          <w:lang w:val="en-US"/>
-        </w:rPr>
-        <w:t>menyusun</w:t>
-      </w:r>
-      <w:proofErr w:type="spellEnd"/>
-      <w:r>
-        <w:rPr>
-          <w:rFonts w:ascii="Bookman Old Style" w:eastAsia="Bookman Old Style" w:hAnsi="Bookman Old Style" w:cs="Bookman Old Style"/>
-          <w:lang w:val="en-US"/>
-        </w:rPr>
-        <w:t xml:space="preserve"> RKA </w:t>
-      </w:r>
-      <w:proofErr w:type="spellStart"/>
-      <w:r>
-        <w:rPr>
-          <w:rFonts w:ascii="Bookman Old Style" w:eastAsia="Bookman Old Style" w:hAnsi="Bookman Old Style" w:cs="Bookman Old Style"/>
-          <w:lang w:val="en-US"/>
-        </w:rPr>
-        <w:t>Otoritas</w:t>
-      </w:r>
-      <w:proofErr w:type="spellEnd"/>
-      <w:r>
-        <w:rPr>
-          <w:rFonts w:ascii="Bookman Old Style" w:eastAsia="Bookman Old Style" w:hAnsi="Bookman Old Style" w:cs="Bookman Old Style"/>
-          <w:lang w:val="en-US"/>
-        </w:rPr>
-        <w:t xml:space="preserve"> Jasa </w:t>
-      </w:r>
-      <w:proofErr w:type="spellStart"/>
-      <w:r>
-        <w:rPr>
-          <w:rFonts w:ascii="Bookman Old Style" w:eastAsia="Bookman Old Style" w:hAnsi="Bookman Old Style" w:cs="Bookman Old Style"/>
-          <w:lang w:val="en-US"/>
-        </w:rPr>
-        <w:t>Keuangan</w:t>
-      </w:r>
-      <w:proofErr w:type="spellEnd"/>
-      <w:r>
-        <w:rPr>
-          <w:rFonts w:ascii="Bookman Old Style" w:eastAsia="Bookman Old Style" w:hAnsi="Bookman Old Style" w:cs="Bookman Old Style"/>
-          <w:lang w:val="en-US"/>
-        </w:rPr>
-        <w:t xml:space="preserve"> </w:t>
-      </w:r>
-      <w:proofErr w:type="spellStart"/>
-      <w:r>
-        <w:rPr>
-          <w:rFonts w:ascii="Bookman Old Style" w:eastAsia="Bookman Old Style" w:hAnsi="Bookman Old Style" w:cs="Bookman Old Style"/>
-          <w:lang w:val="en-US"/>
-        </w:rPr>
-        <w:t>sebagaimana</w:t>
-      </w:r>
-      <w:proofErr w:type="spellEnd"/>
-      <w:r>
-        <w:rPr>
-          <w:rFonts w:ascii="Bookman Old Style" w:eastAsia="Bookman Old Style" w:hAnsi="Bookman Old Style" w:cs="Bookman Old Style"/>
-          <w:lang w:val="en-US"/>
-        </w:rPr>
-        <w:t xml:space="preserve"> </w:t>
-      </w:r>
-      <w:proofErr w:type="spellStart"/>
-      <w:r>
-        <w:rPr>
-          <w:rFonts w:ascii="Bookman Old Style" w:eastAsia="Bookman Old Style" w:hAnsi="Bookman Old Style" w:cs="Bookman Old Style"/>
-          <w:lang w:val="en-US"/>
-        </w:rPr>
-        <w:t>dimaksud</w:t>
-      </w:r>
-      <w:proofErr w:type="spellEnd"/>
-      <w:r>
-        <w:rPr>
-          <w:rFonts w:ascii="Bookman Old Style" w:eastAsia="Bookman Old Style" w:hAnsi="Bookman Old Style" w:cs="Bookman Old Style"/>
-          <w:lang w:val="en-US"/>
-        </w:rPr>
-        <w:t xml:space="preserve"> pada </w:t>
-      </w:r>
-      <w:proofErr w:type="spellStart"/>
-      <w:r>
-        <w:rPr>
-          <w:rFonts w:ascii="Bookman Old Style" w:eastAsia="Bookman Old Style" w:hAnsi="Bookman Old Style" w:cs="Bookman Old Style"/>
-          <w:lang w:val="en-US"/>
-        </w:rPr>
-        <w:t>ayat</w:t>
-      </w:r>
-      <w:proofErr w:type="spellEnd"/>
-      <w:r>
-        <w:rPr>
-          <w:rFonts w:ascii="Bookman Old Style" w:eastAsia="Bookman Old Style" w:hAnsi="Bookman Old Style" w:cs="Bookman Old Style"/>
-          <w:lang w:val="en-US"/>
-        </w:rPr>
-        <w:t xml:space="preserve"> (1), Dewan </w:t>
-      </w:r>
-      <w:proofErr w:type="spellStart"/>
-      <w:r>
-        <w:rPr>
-          <w:rFonts w:ascii="Bookman Old Style" w:eastAsia="Bookman Old Style" w:hAnsi="Bookman Old Style" w:cs="Bookman Old Style"/>
-          <w:lang w:val="en-US"/>
-        </w:rPr>
-        <w:t>Komisioner</w:t>
-      </w:r>
-      <w:proofErr w:type="spellEnd"/>
-      <w:r>
-        <w:rPr>
-          <w:rFonts w:ascii="Bookman Old Style" w:eastAsia="Bookman Old Style" w:hAnsi="Bookman Old Style" w:cs="Bookman Old Style"/>
-          <w:lang w:val="en-US"/>
-        </w:rPr>
-        <w:t xml:space="preserve"> </w:t>
-      </w:r>
-      <w:proofErr w:type="spellStart"/>
-      <w:r>
-        <w:rPr>
-          <w:rFonts w:ascii="Bookman Old Style" w:eastAsia="Bookman Old Style" w:hAnsi="Bookman Old Style" w:cs="Bookman Old Style"/>
-          <w:lang w:val="en-US"/>
-        </w:rPr>
-        <w:t>melakukan</w:t>
-      </w:r>
-      <w:proofErr w:type="spellEnd"/>
-      <w:r>
-        <w:rPr>
-          <w:rFonts w:ascii="Bookman Old Style" w:eastAsia="Bookman Old Style" w:hAnsi="Bookman Old Style" w:cs="Bookman Old Style"/>
-          <w:lang w:val="en-US"/>
-        </w:rPr>
-        <w:t xml:space="preserve"> </w:t>
-      </w:r>
-      <w:proofErr w:type="spellStart"/>
-      <w:r>
-        <w:rPr>
-          <w:rFonts w:ascii="Bookman Old Style" w:eastAsia="Bookman Old Style" w:hAnsi="Bookman Old Style" w:cs="Bookman Old Style"/>
-          <w:lang w:val="en-US"/>
-        </w:rPr>
-        <w:t>koordinasi</w:t>
-      </w:r>
-      <w:proofErr w:type="spellEnd"/>
-      <w:r>
-        <w:rPr>
-          <w:rFonts w:ascii="Bookman Old Style" w:eastAsia="Bookman Old Style" w:hAnsi="Bookman Old Style" w:cs="Bookman Old Style"/>
-          <w:lang w:val="en-US"/>
-        </w:rPr>
-        <w:t xml:space="preserve"> </w:t>
-      </w:r>
-      <w:proofErr w:type="spellStart"/>
-      <w:r>
-        <w:rPr>
-          <w:rFonts w:ascii="Bookman Old Style" w:eastAsia="Bookman Old Style" w:hAnsi="Bookman Old Style" w:cs="Bookman Old Style"/>
-          <w:lang w:val="en-US"/>
-        </w:rPr>
-        <w:t>dengan</w:t>
-      </w:r>
-      <w:proofErr w:type="spellEnd"/>
-      <w:r>
-        <w:rPr>
-          <w:rFonts w:ascii="Bookman Old Style" w:eastAsia="Bookman Old Style" w:hAnsi="Bookman Old Style" w:cs="Bookman Old Style"/>
-          <w:lang w:val="en-US"/>
-        </w:rPr>
-        <w:t xml:space="preserve"> Menteri pada </w:t>
-      </w:r>
-      <w:proofErr w:type="spellStart"/>
-      <w:r>
-        <w:rPr>
-          <w:rFonts w:ascii="Bookman Old Style" w:eastAsia="Bookman Old Style" w:hAnsi="Bookman Old Style" w:cs="Bookman Old Style"/>
-          <w:lang w:val="en-US"/>
-        </w:rPr>
-        <w:t>awal</w:t>
-      </w:r>
-      <w:proofErr w:type="spellEnd"/>
-      <w:r>
-        <w:rPr>
-          <w:rFonts w:ascii="Bookman Old Style" w:eastAsia="Bookman Old Style" w:hAnsi="Bookman Old Style" w:cs="Bookman Old Style"/>
-          <w:lang w:val="en-US"/>
-        </w:rPr>
-        <w:t xml:space="preserve"> </w:t>
-      </w:r>
-      <w:proofErr w:type="spellStart"/>
-      <w:r>
-        <w:rPr>
-          <w:rFonts w:ascii="Bookman Old Style" w:eastAsia="Bookman Old Style" w:hAnsi="Bookman Old Style" w:cs="Bookman Old Style"/>
-          <w:lang w:val="en-US"/>
-        </w:rPr>
-        <w:t>tahun</w:t>
-      </w:r>
-      <w:proofErr w:type="spellEnd"/>
-      <w:r>
-        <w:rPr>
-          <w:rFonts w:ascii="Bookman Old Style" w:eastAsia="Bookman Old Style" w:hAnsi="Bookman Old Style" w:cs="Bookman Old Style"/>
-          <w:lang w:val="en-US"/>
-        </w:rPr>
-        <w:t xml:space="preserve"> </w:t>
-      </w:r>
-      <w:proofErr w:type="spellStart"/>
-      <w:r>
-        <w:rPr>
-          <w:rFonts w:ascii="Bookman Old Style" w:eastAsia="Bookman Old Style" w:hAnsi="Bookman Old Style" w:cs="Bookman Old Style"/>
-          <w:lang w:val="en-US"/>
-        </w:rPr>
-        <w:t>perencanaan</w:t>
-      </w:r>
-      <w:proofErr w:type="spellEnd"/>
-      <w:r>
-        <w:rPr>
-          <w:rFonts w:ascii="Bookman Old Style" w:eastAsia="Bookman Old Style" w:hAnsi="Bookman Old Style" w:cs="Bookman Old Style"/>
-          <w:lang w:val="en-US"/>
-        </w:rPr>
-        <w:t xml:space="preserve"> </w:t>
-      </w:r>
-      <w:proofErr w:type="spellStart"/>
-      <w:r>
-        <w:rPr>
-          <w:rFonts w:ascii="Bookman Old Style" w:eastAsia="Bookman Old Style" w:hAnsi="Bookman Old Style" w:cs="Bookman Old Style"/>
-          <w:lang w:val="en-US"/>
-        </w:rPr>
-        <w:t>mengenai</w:t>
-      </w:r>
-      <w:proofErr w:type="spellEnd"/>
-      <w:r>
-        <w:rPr>
-          <w:rFonts w:ascii="Bookman Old Style" w:eastAsia="Bookman Old Style" w:hAnsi="Bookman Old Style" w:cs="Bookman Old Style"/>
-          <w:lang w:val="en-US"/>
-        </w:rPr>
-        <w:t>:</w:t>
+        <w:t>Dalam rangka menyusun RKA Otoritas Jasa Keuangan sebagaimana dimaksud pada ayat (1), Dewan Komisioner melakukan koordinasi dengan Menteri pada awal tahun perencanaan mengenai:</w:t>
       </w:r>
     </w:p>
     <w:p>
@@ -4659,7 +4039,52 @@
         <w:rPr>
           <w:rFonts w:ascii="Bookman Old Style" w:hAnsi="Bookman Old Style"/>
         </w:rPr>
-        <w:t xml:space="preserve">PPA BUN dan KPA BUN tidak bertanggung jawab secara formal dan materil atas pelaksanaan kegiatan dan penggunaan Rupiah Murni oleh Otoritas Jasa Keuangan. </w:t>
+        <w:t xml:space="preserve">PPA BUN dan KPA BUN tidak bertanggung jawab secara formal dan </w:t>
+      </w:r>
+      <w:sdt>
+        <w:sdtPr>
+          <w:rPr>
+            <w:rFonts w:ascii="Bookman Old Style" w:hAnsi="Bookman Old Style"/>
+          </w:rPr>
+          <w:alias w:val="Drafter Analiser T2"/>
+          <w:tag w:val="DA-ASLI-2"/>
+          <w:id w:val="78192902"/>
+          <w:placeholder>
+            <w:docPart w:val="DefaultPlaceholder_-1854013440"/>
+          </w:placeholder>
+          <w15:appearance w15:val="hidden"/>
+        </w:sdtPr>
+        <w:sdtEndPr>
+          <w:rPr>
+            <w:highlight w:val="yellow"/>
+          </w:rPr>
+        </w:sdtEndPr>
+        <w:sdtContent>
+          <w:commentRangeStart w:id="2"/>
+          <w:r>
+            <w:rPr>
+              <w:rFonts w:ascii="Bookman Old Style" w:hAnsi="Bookman Old Style"/>
+              <w:highlight w:val="yellow"/>
+            </w:rPr>
+            <w:t>materil</w:t>
+          </w:r>
+          <w:commentRangeEnd w:id="2"/>
+          <w:r>
+            <w:rPr>
+              <w:rStyle w:val="CommentReference"/>
+              <w:rFonts w:ascii="Bookman Old Style" w:hAnsi="Bookman Old Style"/>
+              <w:sz w:val="24"/>
+              <w:szCs w:val="24"/>
+            </w:rPr>
+            <w:commentReference w:id="2"/>
+          </w:r>
+        </w:sdtContent>
+      </w:sdt>
+      <w:r>
+        <w:rPr>
+          <w:rFonts w:ascii="Bookman Old Style" w:hAnsi="Bookman Old Style"/>
+        </w:rPr>
+        <w:t xml:space="preserve"> atas pelaksanaan kegiatan dan penggunaan Rupiah Murni oleh Otoritas Jasa Keuangan. </w:t>
       </w:r>
     </w:p>
     <w:p>
@@ -4746,38 +4171,27 @@
           <w:rFonts w:ascii="Bookman Old Style" w:eastAsia="Bookman Old Style" w:hAnsi="Bookman Old Style" w:cs="Bookman Old Style"/>
           <w:lang w:val="en-US"/>
         </w:rPr>
-        <w:t xml:space="preserve">Bagian </w:t>
-      </w:r>
-      <w:proofErr w:type="spellStart"/>
-      <w:r>
+        <w:t>Bagian Kesatu</w:t>
+      </w:r>
+    </w:p>
+    <w:p>
+      <w:pPr>
+        <w:spacing w:after="0" w:line="240" w:lineRule="auto"/>
+        <w:ind w:left="1985"/>
+        <w:contextualSpacing/>
+        <w:jc w:val="center"/>
         <w:rPr>
           <w:rFonts w:ascii="Bookman Old Style" w:eastAsia="Bookman Old Style" w:hAnsi="Bookman Old Style" w:cs="Bookman Old Style"/>
           <w:lang w:val="en-US"/>
         </w:rPr>
-        <w:t>Kesatu</w:t>
-      </w:r>
-      <w:proofErr w:type="spellEnd"/>
-    </w:p>
-    <w:p>
-      <w:pPr>
-        <w:spacing w:after="0" w:line="240" w:lineRule="auto"/>
-        <w:ind w:left="1985"/>
-        <w:contextualSpacing/>
-        <w:jc w:val="center"/>
+      </w:pPr>
+      <w:r>
         <w:rPr>
           <w:rFonts w:ascii="Bookman Old Style" w:eastAsia="Bookman Old Style" w:hAnsi="Bookman Old Style" w:cs="Bookman Old Style"/>
           <w:lang w:val="en-US"/>
         </w:rPr>
-      </w:pPr>
-      <w:proofErr w:type="spellStart"/>
-      <w:r>
-        <w:rPr>
-          <w:rFonts w:ascii="Bookman Old Style" w:eastAsia="Bookman Old Style" w:hAnsi="Bookman Old Style" w:cs="Bookman Old Style"/>
-          <w:lang w:val="en-US"/>
-        </w:rPr>
         <w:t>Perencanaan</w:t>
       </w:r>
-      <w:proofErr w:type="spellEnd"/>
     </w:p>
     <w:p>
       <w:pPr>
@@ -5626,7 +5040,6 @@
         </w:rPr>
         <w:t xml:space="preserve">Bagian </w:t>
       </w:r>
-      <w:proofErr w:type="spellStart"/>
       <w:r>
         <w:rPr>
           <w:rFonts w:ascii="Bookman Old Style" w:eastAsia="Bookman Old Style" w:hAnsi="Bookman Old Style" w:cs="Bookman Old Style"/>
@@ -5634,7 +5047,6 @@
         </w:rPr>
         <w:t>Kedua</w:t>
       </w:r>
-      <w:proofErr w:type="spellEnd"/>
     </w:p>
     <w:p>
       <w:pPr>
@@ -5647,7 +5059,6 @@
           <w:lang w:val="en-US"/>
         </w:rPr>
       </w:pPr>
-      <w:proofErr w:type="spellStart"/>
       <w:r>
         <w:rPr>
           <w:rFonts w:ascii="Bookman Old Style" w:eastAsia="Bookman Old Style" w:hAnsi="Bookman Old Style" w:cs="Bookman Old Style"/>
@@ -5655,7 +5066,6 @@
         </w:rPr>
         <w:t>Penyaluran</w:t>
       </w:r>
-      <w:proofErr w:type="spellEnd"/>
     </w:p>
     <w:p>
       <w:pPr>
@@ -6298,11 +5708,79 @@
           <w:rFonts w:ascii="Bookman Old Style" w:eastAsia="Bookman Old Style" w:hAnsi="Bookman Old Style" w:cs="Bookman Old Style"/>
         </w:rPr>
       </w:pPr>
-      <w:r>
-        <w:rPr>
-          <w:rFonts w:ascii="Bookman Old Style" w:eastAsia="Bookman Old Style" w:hAnsi="Bookman Old Style" w:cs="Bookman Old Style"/>
-        </w:rPr>
-        <w:t>surat tagihan penyaluran kepada PPK sebagaimana dimaksud dalam Pasal 18 ayat (2)  dan lampirannya sebagaimana dimaksud dalam Pasal 18 ayat (3).</w:t>
+      <w:sdt>
+        <w:sdtPr>
+          <w:rPr>
+            <w:rFonts w:ascii="Bookman Old Style" w:eastAsia="Bookman Old Style" w:hAnsi="Bookman Old Style" w:cs="Bookman Old Style"/>
+            <w:strike/>
+            <w:color w:val="C00000"/>
+          </w:rPr>
+          <w:alias w:val="Drafter Analiser T3"/>
+          <w:tag w:val="DA-ASLI-3"/>
+          <w:id w:val="772364919"/>
+          <w:placeholder>
+            <w:docPart w:val="DefaultPlaceholder_-1854013440"/>
+          </w:placeholder>
+          <w15:appearance w15:val="hidden"/>
+        </w:sdtPr>
+        <w:sdtContent>
+          <w:commentRangeStart w:id="3"/>
+          <w:r>
+            <w:rPr>
+              <w:rFonts w:ascii="Bookman Old Style" w:eastAsia="Bookman Old Style" w:hAnsi="Bookman Old Style" w:cs="Bookman Old Style"/>
+              <w:strike/>
+              <w:color w:val="C00000"/>
+            </w:rPr>
+            <w:t>surat tagihan penyaluran kepada PPK sebagaimana dimaksud dalam Pasal 18 ayat (2)</w:t>
+          </w:r>
+          <w:commentRangeEnd w:id="3"/>
+          <w:r>
+            <w:rPr>
+              <w:rStyle w:val="CommentReference"/>
+              <w:rFonts w:ascii="Bookman Old Style" w:eastAsia="Bookman Old Style" w:hAnsi="Bookman Old Style" w:cs="Bookman Old Style"/>
+              <w:sz w:val="24"/>
+              <w:szCs w:val="24"/>
+            </w:rPr>
+            <w:commentReference w:id="3"/>
+          </w:r>
+        </w:sdtContent>
+      </w:sdt>
+      <w:sdt>
+        <w:sdtPr>
+          <w:rPr>
+            <w:rFonts w:ascii="Bookman Old Style" w:eastAsia="Bookman Old Style" w:hAnsi="Bookman Old Style" w:cs="Bookman Old Style"/>
+            <w:strike/>
+            <w:color w:val="C00000"/>
+          </w:rPr>
+          <w:alias w:val="Drafter Analiser T3"/>
+          <w:tag w:val="DA-USUL-3"/>
+          <w:id w:val="-1191829602"/>
+          <w:placeholder>
+            <w:docPart w:val="DefaultPlaceholder_-1854013440"/>
+          </w:placeholder>
+          <w15:appearance w15:val="hidden"/>
+        </w:sdtPr>
+        <w:sdtEndPr>
+          <w:rPr>
+            <w:strike w:val="0"/>
+            <w:color w:val="00802B"/>
+          </w:rPr>
+        </w:sdtEndPr>
+        <w:sdtContent>
+          <w:r>
+            <w:rPr>
+              <w:rFonts w:ascii="Bookman Old Style" w:eastAsia="Bookman Old Style" w:hAnsi="Bookman Old Style" w:cs="Bookman Old Style"/>
+              <w:color w:val="00802B"/>
+            </w:rPr>
+            <w:t xml:space="preserve"> surat pengajuan penyaluran sebagaimana dimaksud dalam Pasal 18 ayat (2)</w:t>
+          </w:r>
+        </w:sdtContent>
+      </w:sdt>
+      <w:r>
+        <w:rPr>
+          <w:rFonts w:ascii="Bookman Old Style" w:eastAsia="Bookman Old Style" w:hAnsi="Bookman Old Style" w:cs="Bookman Old Style"/>
+        </w:rPr>
+        <w:t xml:space="preserve">  dan lampirannya sebagaimana dimaksud dalam Pasal 18 ayat (3).</w:t>
       </w:r>
     </w:p>
     <w:p>
@@ -6488,12 +5966,50 @@
           <w:lang w:val="sv-SE"/>
         </w:rPr>
       </w:pPr>
-      <w:r>
-        <w:rPr>
-          <w:rFonts w:ascii="Bookman Old Style" w:eastAsia="Bookman Old Style" w:hAnsi="Bookman Old Style" w:cs="Bookman Old Style"/>
-          <w:lang w:val="sv-SE"/>
-        </w:rPr>
-        <w:t xml:space="preserve">Tata cara pengujian, penerbitan, dan pengajuan SPP-LS dan SPM-LS, serta penyampaian SPM-LS ke Kantor Pelayanan Perbendaharaan Negara dilakukan sesuai dengan ketentuan peraturan perundang-undangan mengenai tata cara pencairan anggaran pendapatan dan belanja negara atas beban bagian anggaran BUN pada Kantor Pelayanan Perbendaharaan Negara.  </w:t>
+      <w:sdt>
+        <w:sdtPr>
+          <w:rPr>
+            <w:rFonts w:ascii="Bookman Old Style" w:eastAsia="Bookman Old Style" w:hAnsi="Bookman Old Style" w:cs="Bookman Old Style"/>
+            <w:highlight w:val="yellow"/>
+            <w:lang w:val="sv-SE"/>
+          </w:rPr>
+          <w:alias w:val="Drafter Analiser T4"/>
+          <w:tag w:val="DA-ASLI-4"/>
+          <w:id w:val="-638104542"/>
+          <w:placeholder>
+            <w:docPart w:val="DefaultPlaceholder_-1854013440"/>
+          </w:placeholder>
+          <w15:appearance w15:val="hidden"/>
+        </w:sdtPr>
+        <w:sdtContent>
+          <w:commentRangeStart w:id="4"/>
+          <w:r>
+            <w:rPr>
+              <w:rFonts w:ascii="Bookman Old Style" w:eastAsia="Bookman Old Style" w:hAnsi="Bookman Old Style" w:cs="Bookman Old Style"/>
+              <w:highlight w:val="yellow"/>
+              <w:lang w:val="sv-SE"/>
+            </w:rPr>
+            <w:t>Tata cara pengujian, penerbitan, dan pengajuan SPP-LS dan SPM-LS, serta penyampaian SPM-LS ke Kantor Pelayanan Perbendaharaan Negara dilakukan sesuai dengan ketentuan</w:t>
+          </w:r>
+          <w:commentRangeEnd w:id="4"/>
+          <w:r>
+            <w:rPr>
+              <w:rStyle w:val="CommentReference"/>
+              <w:rFonts w:ascii="Bookman Old Style" w:eastAsia="Bookman Old Style" w:hAnsi="Bookman Old Style" w:cs="Bookman Old Style"/>
+              <w:sz w:val="24"/>
+              <w:szCs w:val="24"/>
+              <w:lang w:val="sv-SE"/>
+            </w:rPr>
+            <w:commentReference w:id="4"/>
+          </w:r>
+        </w:sdtContent>
+      </w:sdt>
+      <w:r>
+        <w:rPr>
+          <w:rFonts w:ascii="Bookman Old Style" w:eastAsia="Bookman Old Style" w:hAnsi="Bookman Old Style" w:cs="Bookman Old Style"/>
+          <w:lang w:val="sv-SE"/>
+        </w:rPr>
+        <w:t xml:space="preserve"> peraturan perundang-undangan mengenai tata cara pencairan anggaran pendapatan dan belanja negara atas beban bagian anggaran BUN pada Kantor Pelayanan Perbendaharaan Negara.  </w:t>
       </w:r>
     </w:p>
     <w:p>
@@ -6548,7 +6064,6 @@
           <w:rFonts w:ascii="Bookman Old Style" w:eastAsia="Bookman Old Style" w:hAnsi="Bookman Old Style" w:cs="Bookman Old Style"/>
           <w:lang w:val="sv-SE"/>
         </w:rPr>
-        <w:lastRenderedPageBreak/>
         <w:t>Bagian Ketiga</w:t>
       </w:r>
     </w:p>
@@ -7237,6 +6752,7 @@
         <w:rPr>
           <w:rFonts w:ascii="Bookman Old Style" w:hAnsi="Bookman Old Style"/>
         </w:rPr>
+        <w:lastRenderedPageBreak/>
         <w:t>Penyetoran ke kas negara sebagaimana dimaksud pada ayat (1) dilakukan oleh Otoritas Jasa Keuangan dengan  menggunakan kode satuan kerja KPA BUN.</w:t>
       </w:r>
     </w:p>
@@ -7266,7 +6782,6 @@
         <w:rPr>
           <w:rFonts w:ascii="Bookman Old Style" w:hAnsi="Bookman Old Style"/>
         </w:rPr>
-        <w:lastRenderedPageBreak/>
         <w:t>Penyetoran sebagaimana dimaksud pada ayat (2) dilakukan paling lambat 10 (sepuluh) hari kerja setelah laporan keuangan tahunan Otoritas Jasa Keuangan yang telah diaudit (</w:t>
       </w:r>
       <w:r>
@@ -7940,14 +7455,8 @@
         <w:rPr>
           <w:rFonts w:ascii="Bookman Old Style" w:hAnsi="Bookman Old Style"/>
         </w:rPr>
-        <w:t xml:space="preserve">untuk memenuhi kebutuhan pendanaan untuk membiayai kegiatan operasional, kegiatan administratif, </w:t>
-      </w:r>
-      <w:r>
-        <w:rPr>
-          <w:rFonts w:ascii="Bookman Old Style" w:hAnsi="Bookman Old Style"/>
-        </w:rPr>
         <w:lastRenderedPageBreak/>
-        <w:t xml:space="preserve">pengadaan aset, dan kegiatan pendukung lainnya, serta untuk meningkatkan kualitas layanan. </w:t>
+        <w:t xml:space="preserve">untuk memenuhi kebutuhan pendanaan untuk membiayai kegiatan operasional, kegiatan administratif, pengadaan aset, dan kegiatan pendukung lainnya, serta untuk meningkatkan kualitas layanan. </w:t>
       </w:r>
     </w:p>
     <w:p>
@@ -8384,7 +7893,14 @@
         <w:rPr>
           <w:rFonts w:ascii="Bookman Old Style" w:hAnsi="Bookman Old Style"/>
         </w:rPr>
-        <w:t>Berdasarkan laporan Otoritas Jasa Keuangan sebagaimana dimaksud pada ayat (2), KPA BUN menyampaikan laporan kepada Menteri dengan tembusan Inspektorat Jenderal Kementerian Keuangan.</w:t>
+        <w:t xml:space="preserve">Berdasarkan laporan Otoritas Jasa Keuangan sebagaimana dimaksud pada ayat (2), KPA BUN </w:t>
+      </w:r>
+      <w:r>
+        <w:rPr>
+          <w:rFonts w:ascii="Bookman Old Style" w:hAnsi="Bookman Old Style"/>
+        </w:rPr>
+        <w:lastRenderedPageBreak/>
+        <w:t>menyampaikan laporan kepada Menteri dengan tembusan Inspektorat Jenderal Kementerian Keuangan.</w:t>
       </w:r>
     </w:p>
     <w:p>
@@ -8413,7 +7929,6 @@
         <w:rPr>
           <w:rFonts w:ascii="Bookman Old Style" w:hAnsi="Bookman Old Style"/>
         </w:rPr>
-        <w:lastRenderedPageBreak/>
         <w:t>Laporan KPA BUN sebagaimana dimaksud pada ayat (5) disampaikan setiap semester paling lama 1 (satu) bulan setelah periode laporan berakhir dengan surat pengantar yang telah ditandatangani oleh KPA BUN.</w:t>
       </w:r>
     </w:p>
@@ -8907,7 +8422,7 @@
           </mc:Choice>
           <mc:Fallback>
             <w:pict>
-              <v:rect w14:anchorId="5709A271" id="Text Box 1" o:spid="_x0000_s1026" style="position:absolute;left:0;text-align:left;margin-left:298.5pt;margin-top:10.05pt;width:149pt;height:14pt;z-index:-251658240;visibility:visible;mso-wrap-style:square;mso-width-percent:0;mso-height-percent:0;mso-wrap-distance-left:9pt;mso-wrap-distance-top:0;mso-wrap-distance-right:9pt;mso-wrap-distance-bottom:0;mso-position-horizontal:absolute;mso-position-horizontal-relative:text;mso-position-vertical:absolute;mso-position-vertical-relative:text;mso-width-percent:0;mso-height-percent:0;mso-width-relative:margin;mso-height-relative:margin;v-text-anchor:top" o:gfxdata="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" filled="f" stroked="f" strokeweight=".5pt">
+              <v:rect w14:anchorId="5709A271" id="Text Box 1" o:spid="_x0000_s1026" style="position:absolute;left:0;text-align:left;margin-left:298.5pt;margin-top:10.05pt;width:149pt;height:14pt;z-index:-251658240;visibility:visible;mso-wrap-style:square;mso-width-percent:0;mso-height-percent:0;mso-wrap-distance-left:9pt;mso-wrap-distance-top:0;mso-wrap-distance-right:9pt;mso-wrap-distance-bottom:0;mso-position-horizontal:absolute;mso-position-horizontal-relative:text;mso-position-vertical:absolute;mso-position-vertical-relative:text;mso-width-percent:0;mso-height-percent:0;mso-width-relative:margin;mso-height-relative:margin;v-text-anchor:top" o:gfxdata="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" filled="f" stroked="f" strokeweight=".5pt">
                 <v:stroke joinstyle="round"/>
                 <v:textbox>
                   <w:txbxContent>
@@ -8936,7 +8451,7 @@
         </mc:AlternateContent>
       </w:r>
     </w:p>
-    <w:bookmarkStart w:id="1" w:name="_Hlk152584806"/>
+    <w:bookmarkStart w:id="5" w:name="_Hlk152584806"/>
     <w:p>
       <w:pPr>
         <w:pStyle w:val="AllCaps"/>
@@ -8966,7 +8481,7 @@
       <w:r>
         <w:fldChar w:fldCharType="end"/>
       </w:r>
-      <w:bookmarkEnd w:id="1"/>
+      <w:bookmarkEnd w:id="5"/>
     </w:p>
     <w:p>
       <w:pPr>
@@ -12194,11 +11709,79 @@
                       <w:rFonts w:ascii="Bookman Old Style" w:eastAsia="Bookman Old Style" w:hAnsi="Bookman Old Style" w:cs="Bookman Old Style"/>
                     </w:rPr>
                   </w:pPr>
+                  <w:sdt>
+                    <w:sdtPr>
+                      <w:rPr>
+                        <w:rFonts w:ascii="Bookman Old Style" w:eastAsia="Bookman Old Style" w:hAnsi="Bookman Old Style" w:cs="Bookman Old Style"/>
+                        <w:strike/>
+                        <w:color w:val="C00000"/>
+                      </w:rPr>
+                      <w:alias w:val="Drafter Analiser T5"/>
+                      <w:tag w:val="DA-ASLI-5"/>
+                      <w:id w:val="417132121"/>
+                      <w:placeholder>
+                        <w:docPart w:val="DefaultPlaceholder_-1854013440"/>
+                      </w:placeholder>
+                      <w15:appearance w15:val="hidden"/>
+                    </w:sdtPr>
+                    <w:sdtContent>
+                      <w:commentRangeStart w:id="6"/>
+                      <w:r>
+                        <w:rPr>
+                          <w:rFonts w:ascii="Bookman Old Style" w:eastAsia="Bookman Old Style" w:hAnsi="Bookman Old Style" w:cs="Bookman Old Style"/>
+                          <w:strike/>
+                          <w:color w:val="C00000"/>
+                        </w:rPr>
+                        <w:t>Suplus</w:t>
+                      </w:r>
+                      <w:commentRangeEnd w:id="6"/>
+                      <w:r>
+                        <w:rPr>
+                          <w:rStyle w:val="CommentReference"/>
+                          <w:rFonts w:ascii="Bookman Old Style" w:eastAsia="Bookman Old Style" w:hAnsi="Bookman Old Style" w:cs="Bookman Old Style"/>
+                          <w:sz w:val="24"/>
+                          <w:szCs w:val="24"/>
+                        </w:rPr>
+                        <w:commentReference w:id="6"/>
+                      </w:r>
+                    </w:sdtContent>
+                  </w:sdt>
+                  <w:sdt>
+                    <w:sdtPr>
+                      <w:rPr>
+                        <w:rFonts w:ascii="Bookman Old Style" w:eastAsia="Bookman Old Style" w:hAnsi="Bookman Old Style" w:cs="Bookman Old Style"/>
+                        <w:strike/>
+                        <w:color w:val="C00000"/>
+                      </w:rPr>
+                      <w:alias w:val="Drafter Analiser T5"/>
+                      <w:tag w:val="DA-USUL-5"/>
+                      <w:id w:val="1549180185"/>
+                      <w:placeholder>
+                        <w:docPart w:val="DefaultPlaceholder_-1854013440"/>
+                      </w:placeholder>
+                      <w15:appearance w15:val="hidden"/>
+                    </w:sdtPr>
+                    <w:sdtEndPr>
+                      <w:rPr>
+                        <w:strike w:val="0"/>
+                        <w:color w:val="00802B"/>
+                      </w:rPr>
+                    </w:sdtEndPr>
+                    <w:sdtContent>
+                      <w:r>
+                        <w:rPr>
+                          <w:rFonts w:ascii="Bookman Old Style" w:eastAsia="Bookman Old Style" w:hAnsi="Bookman Old Style" w:cs="Bookman Old Style"/>
+                          <w:color w:val="00802B"/>
+                        </w:rPr>
+                        <w:t xml:space="preserve"> Surplus</w:t>
+                      </w:r>
+                    </w:sdtContent>
+                  </w:sdt>
                   <w:r>
                     <w:rPr>
                       <w:rFonts w:ascii="Bookman Old Style" w:eastAsia="Bookman Old Style" w:hAnsi="Bookman Old Style" w:cs="Bookman Old Style"/>
                     </w:rPr>
-                    <w:t>Suplus Tahun Sebelumnya</w:t>
+                    <w:t xml:space="preserve"> Tahun Sebelumnya</w:t>
                   </w:r>
                 </w:p>
               </w:tc>
@@ -12239,47 +11822,13 @@
                       <w:lang w:val="en-ID"/>
                     </w:rPr>
                   </w:pPr>
-                  <w:proofErr w:type="spellStart"/>
                   <w:r>
                     <w:rPr>
                       <w:rFonts w:ascii="Bookman Old Style" w:eastAsia="Bookman Old Style" w:hAnsi="Bookman Old Style" w:cs="Bookman Old Style"/>
                       <w:lang w:val="en-ID"/>
                     </w:rPr>
-                    <w:t>Penggunaan</w:t>
+                    <w:t>Penggunaan Surplus Tahun Sebelumnya</w:t>
                   </w:r>
-                  <w:proofErr w:type="spellEnd"/>
-                  <w:r>
-                    <w:rPr>
-                      <w:rFonts w:ascii="Bookman Old Style" w:eastAsia="Bookman Old Style" w:hAnsi="Bookman Old Style" w:cs="Bookman Old Style"/>
-                      <w:lang w:val="en-ID"/>
-                    </w:rPr>
-                    <w:t xml:space="preserve"> Surplus </w:t>
-                  </w:r>
-                  <w:proofErr w:type="spellStart"/>
-                  <w:r>
-                    <w:rPr>
-                      <w:rFonts w:ascii="Bookman Old Style" w:eastAsia="Bookman Old Style" w:hAnsi="Bookman Old Style" w:cs="Bookman Old Style"/>
-                      <w:lang w:val="en-ID"/>
-                    </w:rPr>
-                    <w:t>Tahun</w:t>
-                  </w:r>
-                  <w:proofErr w:type="spellEnd"/>
-                  <w:r>
-                    <w:rPr>
-                      <w:rFonts w:ascii="Bookman Old Style" w:eastAsia="Bookman Old Style" w:hAnsi="Bookman Old Style" w:cs="Bookman Old Style"/>
-                      <w:lang w:val="en-ID"/>
-                    </w:rPr>
-                    <w:t xml:space="preserve"> </w:t>
-                  </w:r>
-                  <w:proofErr w:type="spellStart"/>
-                  <w:r>
-                    <w:rPr>
-                      <w:rFonts w:ascii="Bookman Old Style" w:eastAsia="Bookman Old Style" w:hAnsi="Bookman Old Style" w:cs="Bookman Old Style"/>
-                      <w:lang w:val="en-ID"/>
-                    </w:rPr>
-                    <w:t>Sebelumnya</w:t>
-                  </w:r>
-                  <w:proofErr w:type="spellEnd"/>
                 </w:p>
               </w:tc>
               <w:tc>
@@ -13269,8 +12818,12 @@
       </w:pPr>
     </w:p>
     <w:sectPr>
-      <w:headerReference w:type="default" r:id="rId12"/>
-      <w:headerReference w:type="first" r:id="rId13"/>
+      <w:headerReference w:type="even" r:id="rId16"/>
+      <w:headerReference w:type="default" r:id="rId17"/>
+      <w:footerReference w:type="even" r:id="rId18"/>
+      <w:footerReference w:type="default" r:id="rId19"/>
+      <w:headerReference w:type="first" r:id="rId20"/>
+      <w:footerReference w:type="first" r:id="rId21"/>
       <w:pgSz w:w="12240" w:h="18720"/>
       <w:pgMar w:top="1418" w:right="1418" w:bottom="1418" w:left="1418" w:header="510" w:footer="850" w:gutter="0"/>
       <w:pgNumType w:start="1"/>
@@ -13282,6 +12835,273 @@
 </w:document>
 </file>
 
+<file path=word/comments.xml><?xml version="1.0" encoding="utf-8"?>
+<w:comments xmlns:wpc="http://schemas.microsoft.com/office/word/2010/wordprocessingCanvas" xmlns:cx="http://schemas.microsoft.com/office/drawing/2014/chartex" xmlns:cx1="http://schemas.microsoft.com/office/drawing/2015/9/8/chartex" xmlns:cx2="http://schemas.microsoft.com/office/drawing/2015/10/21/chartex" xmlns:cx3="http://schemas.microsoft.com/office/drawing/2016/5/9/chartex" xmlns:cx4="http://schemas.microsoft.com/office/drawing/2016/5/10/chartex" xmlns:cx5="http://schemas.microsoft.com/office/drawing/2016/5/11/chartex" xmlns:cx6="http://schemas.microsoft.com/office/drawing/2016/5/12/chartex" xmlns:cx7="http://schemas.microsoft.com/office/drawing/2016/5/13/chartex" xmlns:cx8="http://schemas.microsoft.com/office/drawing/2016/5/14/chartex" xmlns:mc="http://schemas.openxmlformats.org/markup-compatibility/2006" xmlns:aink="http://schemas.microsoft.com/office/drawing/2016/ink" xmlns:am3d="http://schemas.microsoft.com/office/drawing/2017/model3d" xmlns:o="urn:schemas-microsoft-com:office:office" xmlns:oel="http://schemas.microsoft.com/office/2019/extlst" xmlns:r="http://schemas.openxmlformats.org/officeDocument/2006/relationships" xmlns:m="http://schemas.openxmlformats.org/officeDocument/2006/math" xmlns:v="urn:schemas-microsoft-com:vml" xmlns:wp14="http://schemas.microsoft.com/office/word/2010/wordprocessingDrawing" xmlns:wp="http://schemas.openxmlformats.org/drawingml/2006/wordprocessingDrawing" xmlns:w10="urn:schemas-microsoft-com:office:word" xmlns:w="http://schemas.openxmlformats.org/wordprocessingml/2006/main" xmlns:w14="http://schemas.microsoft.com/office/word/2010/wordml" xmlns:w15="http://schemas.microsoft.com/office/word/2012/wordml" xmlns:w16cex="http://schemas.microsoft.com/office/word/2018/wordml/cex" xmlns:w16cid="http://schemas.microsoft.com/office/word/2016/wordml/cid" xmlns:w16="http://schemas.microsoft.com/office/word/2018/wordml" xmlns:w16du="http://schemas.microsoft.com/office/word/2023/wordml/word16du" xmlns:w16sdtdh="http://schemas.microsoft.com/office/word/2020/wordml/sdtdatahash" xmlns:w16sdtfl="http://schemas.microsoft.com/office/word/2024/wordml/sdtformatlock" xmlns:w16se="http://schemas.microsoft.com/office/word/2015/wordml/symex" xmlns:wpg="http://schemas.microsoft.com/office/word/2010/wordprocessingGroup" xmlns:wpi="http://schemas.microsoft.com/office/word/2010/wordprocessingInk" xmlns:wne="http://schemas.microsoft.com/office/word/2006/wordml" xmlns:wps="http://schemas.microsoft.com/office/word/2010/wordprocessingShape" mc:Ignorable="w14 w15 w16se w16cid w16 w16cex w16sdtdh w16sdtfl w16du wp14">
+  <w:comment w:id="1" w:author="ajat" w:date="2026-10-02T16:40:00Z" w:initials="a">
+    <w:p>
+      <w:pPr>
+        <w:pStyle w:val="CommentText"/>
+      </w:pPr>
+      <w:r>
+        <w:rPr>
+          <w:rStyle w:val="CommentReference"/>
+        </w:rPr>
+        <w:annotationRef/>
+      </w:r>
+      <w:r>
+        <w:t>Temuan:</w:t>
+      </w:r>
+    </w:p>
+    <w:p>
+      <w:pPr>
+        <w:pStyle w:val="CommentText"/>
+      </w:pPr>
+      <w:r>
+        <w:t>Rumusan ini berpotensi bertentangan dengan ketentuan mengenai anggaran Otoritas Jasa Keuangan yang mengatur pembahasan bersama Dewan Perwakilan Rakyat, bukan persetujuan terlebih dahulu oleh Dewan Perwakilan Rakyat.</w:t>
+      </w:r>
+    </w:p>
+    <w:p>
+      <w:pPr>
+        <w:pStyle w:val="CommentText"/>
+      </w:pPr>
+      <w:r>
+        <w:t>Saran:</w:t>
+      </w:r>
+    </w:p>
+    <w:p>
+      <w:pPr>
+        <w:pStyle w:val="CommentText"/>
+      </w:pPr>
+      <w:r>
+        <w:t>Perlu diselaraskan dengan ketentuan yang menjadi dasar pengaturan mengenai pembahasan dan penyampaian hasil pembahasan anggaran Otoritas Jasa Keuangan.</w:t>
+      </w:r>
+    </w:p>
+    <w:p>
+      <w:pPr>
+        <w:pStyle w:val="CommentText"/>
+      </w:pPr>
+      <w:r>
+        <w:t>Pembanding: Undang-Undang UU 21 TAHUN 2011 stdtd. UU 4 TAHUN 2023 Pasal 34 (masih berlaku)</w:t>
+      </w:r>
+    </w:p>
+    <w:p>
+      <w:pPr>
+        <w:pStyle w:val="CommentText"/>
+      </w:pPr>
+      <w:r>
+        <w:t>KMK 527/KMK.01/2022 Lampiran III huruf C keterangan angka 3 dan 4, hlm 89; Lampiran III huruf E Daftar I angka 2 huruf b, hlm 93 (T1)</w:t>
+      </w:r>
+    </w:p>
+  </w:comment>
+  <w:comment w:id="2" w:author="ajat" w:date="2026-10-02T16:40:00Z" w:initials="a">
+    <w:p>
+      <w:pPr>
+        <w:pStyle w:val="CommentText"/>
+      </w:pPr>
+      <w:r>
+        <w:rPr>
+          <w:rStyle w:val="CommentReference"/>
+        </w:rPr>
+        <w:annotationRef/>
+      </w:r>
+      <w:r>
+        <w:t>Temuan:</w:t>
+      </w:r>
+    </w:p>
+    <w:p>
+      <w:pPr>
+        <w:pStyle w:val="CommentText"/>
+      </w:pPr>
+      <w:r>
+        <w:t>Kata “materil” merupakan salah ketik; bentuk baku yang dimaksud adalah “materiil”.</w:t>
+      </w:r>
+    </w:p>
+    <w:p>
+      <w:pPr>
+        <w:pStyle w:val="CommentText"/>
+      </w:pPr>
+      <w:r>
+        <w:t>Saran:</w:t>
+      </w:r>
+    </w:p>
+    <w:p>
+      <w:pPr>
+        <w:pStyle w:val="CommentText"/>
+      </w:pPr>
+      <w:r>
+        <w:t>Ganti dengan “materiil”. Contoh rumusan: "materiil"</w:t>
+      </w:r>
+    </w:p>
+    <w:p>
+      <w:pPr>
+        <w:pStyle w:val="CommentText"/>
+      </w:pPr>
+      <w:r>
+        <w:t>(T2)</w:t>
+      </w:r>
+    </w:p>
+  </w:comment>
+  <w:comment w:id="3" w:author="ajat" w:date="2026-10-02T16:40:00Z" w:initials="a">
+    <w:p>
+      <w:pPr>
+        <w:pStyle w:val="CommentText"/>
+      </w:pPr>
+      <w:r>
+        <w:rPr>
+          <w:rStyle w:val="CommentReference"/>
+        </w:rPr>
+        <w:annotationRef/>
+      </w:r>
+      <w:r>
+        <w:t>Temuan:</w:t>
+      </w:r>
+    </w:p>
+    <w:p>
+      <w:pPr>
+        <w:pStyle w:val="CommentText"/>
+      </w:pPr>
+      <w:r>
+        <w:t>Frasa yang disebut tidak sesuai dengan isi Pasal 18 ayat (2), yang mengatur surat pengajuan penyaluran kepada PPK, bukan surat tagihan penyaluran.</w:t>
+      </w:r>
+    </w:p>
+    <w:p>
+      <w:pPr>
+        <w:pStyle w:val="CommentText"/>
+      </w:pPr>
+      <w:r>
+        <w:t>Sumber usulan: rumusan yang sudah ada di Pasal 19</w:t>
+      </w:r>
+    </w:p>
+    <w:p>
+      <w:pPr>
+        <w:pStyle w:val="CommentText"/>
+      </w:pPr>
+      <w:r>
+        <w:t>KMK 527/KMK.01/2022 Lampiran II angka III huruf C butir 54 huruf d dan h, hlm 40 (dasar turunan) (T3)</w:t>
+      </w:r>
+    </w:p>
+  </w:comment>
+  <w:comment w:id="4" w:author="ajat" w:date="2026-10-02T16:40:00Z" w:initials="a">
+    <w:p>
+      <w:pPr>
+        <w:pStyle w:val="CommentText"/>
+      </w:pPr>
+      <w:r>
+        <w:rPr>
+          <w:rStyle w:val="CommentReference"/>
+        </w:rPr>
+        <w:annotationRef/>
+      </w:r>
+      <w:r>
+        <w:t>Temuan:</w:t>
+      </w:r>
+    </w:p>
+    <w:p>
+      <w:pPr>
+        <w:pStyle w:val="CommentText"/>
+      </w:pPr>
+      <w:r>
+        <w:t>Ketentuan menggunakan bentuk pasif "dilakukan" tanpa menyebut pihak yang memikul kewajiban pelaksanaannya, sehingga pelaksana kewajiban tidak tegas.</w:t>
+      </w:r>
+    </w:p>
+    <w:p>
+      <w:pPr>
+        <w:pStyle w:val="CommentText"/>
+      </w:pPr>
+      <w:r>
+        <w:t>Saran:</w:t>
+      </w:r>
+    </w:p>
+    <w:p>
+      <w:pPr>
+        <w:pStyle w:val="CommentText"/>
+      </w:pPr>
+      <w:r>
+        <w:t>Pertimbangkan perumusan dengan menyebut pihak yang melaksanakan tata cara tersebut secara tegas.</w:t>
+      </w:r>
+    </w:p>
+    <w:p>
+      <w:pPr>
+        <w:pStyle w:val="CommentText"/>
+      </w:pPr>
+      <w:r>
+        <w:t>(T4)</w:t>
+      </w:r>
+    </w:p>
+  </w:comment>
+  <w:comment w:id="6" w:author="ajat" w:date="2026-10-02T16:40:00Z" w:initials="a">
+    <w:p>
+      <w:pPr>
+        <w:pStyle w:val="CommentText"/>
+      </w:pPr>
+      <w:r>
+        <w:rPr>
+          <w:rStyle w:val="CommentReference"/>
+        </w:rPr>
+        <w:annotationRef/>
+      </w:r>
+      <w:r>
+        <w:t>Temuan:</w:t>
+      </w:r>
+    </w:p>
+    <w:p>
+      <w:pPr>
+        <w:pStyle w:val="CommentText"/>
+      </w:pPr>
+      <w:r>
+        <w:t>Kata “Suplus” merupakan salah ketik; kata yang benar adalah “Surplus”.</w:t>
+      </w:r>
+    </w:p>
+    <w:p>
+      <w:pPr>
+        <w:pStyle w:val="CommentText"/>
+      </w:pPr>
+      <w:r>
+        <w:t>Sumber usulan: ejaan yang sama tertulis di bagian lain naskah ini</w:t>
+      </w:r>
+    </w:p>
+    <w:p>
+      <w:pPr>
+        <w:pStyle w:val="CommentText"/>
+      </w:pPr>
+      <w:r>
+        <w:t>(T5)</w:t>
+      </w:r>
+    </w:p>
+  </w:comment>
+</w:comments>
+</file>
+
+<file path=word/commentsExtended.xml><?xml version="1.0" encoding="utf-8"?>
+<w15:commentsEx xmlns:wpc="http://schemas.microsoft.com/office/word/2010/wordprocessingCanvas" xmlns:cx="http://schemas.microsoft.com/office/drawing/2014/chartex" xmlns:cx1="http://schemas.microsoft.com/office/drawing/2015/9/8/chartex" xmlns:cx2="http://schemas.microsoft.com/office/drawing/2015/10/21/chartex" xmlns:cx3="http://schemas.microsoft.com/office/drawing/2016/5/9/chartex" xmlns:cx4="http://schemas.microsoft.com/office/drawing/2016/5/10/chartex" xmlns:cx5="http://schemas.microsoft.com/office/drawing/2016/5/11/chartex" xmlns:cx6="http://schemas.microsoft.com/office/drawing/2016/5/12/chartex" xmlns:cx7="http://schemas.microsoft.com/office/drawing/2016/5/13/chartex" xmlns:cx8="http://schemas.microsoft.com/office/drawing/2016/5/14/chartex" xmlns:mc="http://schemas.openxmlformats.org/markup-compatibility/2006" xmlns:aink="http://schemas.microsoft.com/office/drawing/2016/ink" xmlns:am3d="http://schemas.microsoft.com/office/drawing/2017/model3d" xmlns:o="urn:schemas-microsoft-com:office:office" xmlns:oel="http://schemas.microsoft.com/office/2019/extlst" xmlns:r="http://schemas.openxmlformats.org/officeDocument/2006/relationships" xmlns:m="http://schemas.openxmlformats.org/officeDocument/2006/math" xmlns:v="urn:schemas-microsoft-com:vml" xmlns:wp14="http://schemas.microsoft.com/office/word/2010/wordprocessingDrawing" xmlns:wp="http://schemas.openxmlformats.org/drawingml/2006/wordprocessingDrawing" xmlns:w10="urn:schemas-microsoft-com:office:word" xmlns:w="http://schemas.openxmlformats.org/wordprocessingml/2006/main" xmlns:w14="http://schemas.microsoft.com/office/word/2010/wordml" xmlns:w15="http://schemas.microsoft.com/office/word/2012/wordml" xmlns:w16cex="http://schemas.microsoft.com/office/word/2018/wordml/cex" xmlns:w16cid="http://schemas.microsoft.com/office/word/2016/wordml/cid" xmlns:w16="http://schemas.microsoft.com/office/word/2018/wordml" xmlns:w16du="http://schemas.microsoft.com/office/word/2023/wordml/word16du" xmlns:w16sdtdh="http://schemas.microsoft.com/office/word/2020/wordml/sdtdatahash" xmlns:w16sdtfl="http://schemas.microsoft.com/office/word/2024/wordml/sdtformatlock" xmlns:w16se="http://schemas.microsoft.com/office/word/2015/wordml/symex" xmlns:wpg="http://schemas.microsoft.com/office/word/2010/wordprocessingGroup" xmlns:wpi="http://schemas.microsoft.com/office/word/2010/wordprocessingInk" xmlns:wne="http://schemas.microsoft.com/office/word/2006/wordml" xmlns:wps="http://schemas.microsoft.com/office/word/2010/wordprocessingShape" mc:Ignorable="w14 w15 w16se w16cid w16 w16cex w16sdtdh w16sdtfl w16du wp14">
+  <w15:commentEx w15:paraId="7E61201D" w15:done="0"/>
+  <w15:commentEx w15:paraId="60C3CDD7" w15:done="0"/>
+  <w15:commentEx w15:paraId="7C76B465" w15:done="0"/>
+  <w15:commentEx w15:paraId="76AFFBD2" w15:done="0"/>
+  <w15:commentEx w15:paraId="02E892A4" w15:done="0"/>
+</w15:commentsEx>
+</file>
+
+<file path=word/commentsExtensible.xml><?xml version="1.0" encoding="utf-8"?>
+<w16cex:commentsExtensible xmlns:wpc="http://schemas.microsoft.com/office/word/2010/wordprocessingCanvas" xmlns:cx="http://schemas.microsoft.com/office/drawing/2014/chartex" xmlns:cx1="http://schemas.microsoft.com/office/drawing/2015/9/8/chartex" xmlns:cx2="http://schemas.microsoft.com/office/drawing/2015/10/21/chartex" xmlns:cx3="http://schemas.microsoft.com/office/drawing/2016/5/9/chartex" xmlns:cx4="http://schemas.microsoft.com/office/drawing/2016/5/10/chartex" xmlns:cx5="http://schemas.microsoft.com/office/drawing/2016/5/11/chartex" xmlns:cx6="http://schemas.microsoft.com/office/drawing/2016/5/12/chartex" xmlns:cx7="http://schemas.microsoft.com/office/drawing/2016/5/13/chartex" xmlns:cx8="http://schemas.microsoft.com/office/drawing/2016/5/14/chartex" xmlns:cr="http://schemas.microsoft.com/office/comments/2020/reactions" xmlns:mc="http://schemas.openxmlformats.org/markup-compatibility/2006" xmlns:aink="http://schemas.microsoft.com/office/drawing/2016/ink" xmlns:am3d="http://schemas.microsoft.com/office/drawing/2017/model3d" xmlns:o="urn:schemas-microsoft-com:office:office" xmlns:oel="http://schemas.microsoft.com/office/2019/extlst" xmlns:r="http://schemas.openxmlformats.org/officeDocument/2006/relationships" xmlns:m="http://schemas.openxmlformats.org/officeDocument/2006/math" xmlns:v="urn:schemas-microsoft-com:vml" xmlns:wp14="http://schemas.microsoft.com/office/word/2010/wordprocessingDrawing" xmlns:wp="http://schemas.openxmlformats.org/drawingml/2006/wordprocessingDrawing" xmlns:w10="urn:schemas-microsoft-com:office:word" xmlns:w="http://schemas.openxmlformats.org/wordprocessingml/2006/main" xmlns:w14="http://schemas.microsoft.com/office/word/2010/wordml" xmlns:w15="http://schemas.microsoft.com/office/word/2012/wordml" xmlns:w16cex="http://schemas.microsoft.com/office/word/2018/wordml/cex" xmlns:w16cid="http://schemas.microsoft.com/office/word/2016/wordml/cid" xmlns:w16="http://schemas.microsoft.com/office/word/2018/wordml" xmlns:w16du="http://schemas.microsoft.com/office/word/2023/wordml/word16du" xmlns:w16sdtdh="http://schemas.microsoft.com/office/word/2020/wordml/sdtdatahash" xmlns:w16sdtfl="http://schemas.microsoft.com/office/word/2024/wordml/sdtformatlock" xmlns:w16se="http://schemas.microsoft.com/office/word/2015/wordml/symex" xmlns:wpg="http://schemas.microsoft.com/office/word/2010/wordprocessingGroup" xmlns:wpi="http://schemas.microsoft.com/office/word/2010/wordprocessingInk" xmlns:wne="http://schemas.microsoft.com/office/word/2006/wordml" xmlns:wps="http://schemas.microsoft.com/office/word/2010/wordprocessingShape" mc:Ignorable="w14 w15 w16se w16cid w16 w16cex w16sdtdh w16sdtfl cr w16du wp14">
+  <w16cex:commentExtensible w16cex:durableId="2A2884AB" w16cex:dateUtc="2026-10-02T09:40:00Z"/>
+  <w16cex:commentExtensible w16cex:durableId="695157CC" w16cex:dateUtc="2026-10-02T09:40:00Z"/>
+  <w16cex:commentExtensible w16cex:durableId="302BCC19" w16cex:dateUtc="2026-10-02T09:40:00Z"/>
+  <w16cex:commentExtensible w16cex:durableId="2FD44705" w16cex:dateUtc="2026-10-02T09:40:00Z"/>
+  <w16cex:commentExtensible w16cex:durableId="0C195886" w16cex:dateUtc="2026-10-02T09:40:00Z"/>
+</w16cex:commentsExtensible>
+</file>
+
+<file path=word/commentsIds.xml><?xml version="1.0" encoding="utf-8"?>
+<w16cid:commentsIds xmlns:wpc="http://schemas.microsoft.com/office/word/2010/wordprocessingCanvas" xmlns:cx="http://schemas.microsoft.com/office/drawing/2014/chartex" xmlns:cx1="http://schemas.microsoft.com/office/drawing/2015/9/8/chartex" xmlns:cx2="http://schemas.microsoft.com/office/drawing/2015/10/21/chartex" xmlns:cx3="http://schemas.microsoft.com/office/drawing/2016/5/9/chartex" xmlns:cx4="http://schemas.microsoft.com/office/drawing/2016/5/10/chartex" xmlns:cx5="http://schemas.microsoft.com/office/drawing/2016/5/11/chartex" xmlns:cx6="http://schemas.microsoft.com/office/drawing/2016/5/12/chartex" xmlns:cx7="http://schemas.microsoft.com/office/drawing/2016/5/13/chartex" xmlns:cx8="http://schemas.microsoft.com/office/drawing/2016/5/14/chartex" xmlns:mc="http://schemas.openxmlformats.org/markup-compatibility/2006" xmlns:aink="http://schemas.microsoft.com/office/drawing/2016/ink" xmlns:am3d="http://schemas.microsoft.com/office/drawing/2017/model3d" xmlns:o="urn:schemas-microsoft-com:office:office" xmlns:oel="http://schemas.microsoft.com/office/2019/extlst" xmlns:r="http://schemas.openxmlformats.org/officeDocument/2006/relationships" xmlns:m="http://schemas.openxmlformats.org/officeDocument/2006/math" xmlns:v="urn:schemas-microsoft-com:vml" xmlns:wp14="http://schemas.microsoft.com/office/word/2010/wordprocessingDrawing" xmlns:wp="http://schemas.openxmlformats.org/drawingml/2006/wordprocessingDrawing" xmlns:w10="urn:schemas-microsoft-com:office:word" xmlns:w="http://schemas.openxmlformats.org/wordprocessingml/2006/main" xmlns:w14="http://schemas.microsoft.com/office/word/2010/wordml" xmlns:w15="http://schemas.microsoft.com/office/word/2012/wordml" xmlns:w16cex="http://schemas.microsoft.com/office/word/2018/wordml/cex" xmlns:w16cid="http://schemas.microsoft.com/office/word/2016/wordml/cid" xmlns:w16="http://schemas.microsoft.com/office/word/2018/wordml" xmlns:w16du="http://schemas.microsoft.com/office/word/2023/wordml/word16du" xmlns:w16sdtdh="http://schemas.microsoft.com/office/word/2020/wordml/sdtdatahash" xmlns:w16sdtfl="http://schemas.microsoft.com/office/word/2024/wordml/sdtformatlock" xmlns:w16se="http://schemas.microsoft.com/office/word/2015/wordml/symex" xmlns:wpg="http://schemas.microsoft.com/office/word/2010/wordprocessingGroup" xmlns:wpi="http://schemas.microsoft.com/office/word/2010/wordprocessingInk" xmlns:wne="http://schemas.microsoft.com/office/word/2006/wordml" xmlns:wps="http://schemas.microsoft.com/office/word/2010/wordprocessingShape" mc:Ignorable="w14 w15 w16se w16cid w16 w16cex w16sdtdh w16sdtfl w16du wp14">
+  <w16cid:commentId w16cid:paraId="7E61201D" w16cid:durableId="2A2884AB"/>
+  <w16cid:commentId w16cid:paraId="60C3CDD7" w16cid:durableId="695157CC"/>
+  <w16cid:commentId w16cid:paraId="7C76B465" w16cid:durableId="302BCC19"/>
+  <w16cid:commentId w16cid:paraId="76AFFBD2" w16cid:durableId="2FD44705"/>
+  <w16cid:commentId w16cid:paraId="02E892A4" w16cid:durableId="0C195886"/>
+</w16cid:commentsIds>
+</file>
+
 <file path=word/endnotes.xml><?xml version="1.0" encoding="utf-8"?>
 <w:endnotes xmlns:wpc="http://schemas.microsoft.com/office/word/2010/wordprocessingCanvas" xmlns:cx="http://schemas.microsoft.com/office/drawing/2014/chartex" xmlns:cx1="http://schemas.microsoft.com/office/drawing/2015/9/8/chartex" xmlns:cx2="http://schemas.microsoft.com/office/drawing/2015/10/21/chartex" xmlns:cx3="http://schemas.microsoft.com/office/drawing/2016/5/9/chartex" xmlns:cx4="http://schemas.microsoft.com/office/drawing/2016/5/10/chartex" xmlns:cx5="http://schemas.microsoft.com/office/drawing/2016/5/11/chartex" xmlns:cx6="http://schemas.microsoft.com/office/drawing/2016/5/12/chartex" xmlns:cx7="http://schemas.microsoft.com/office/drawing/2016/5/13/chartex" xmlns:cx8="http://schemas.microsoft.com/office/drawing/2016/5/14/chartex" xmlns:mc="http://schemas.openxmlformats.org/markup-compatibility/2006" xmlns:aink="http://schemas.microsoft.com/office/drawing/2016/ink" xmlns:am3d="http://schemas.microsoft.com/office/drawing/2017/model3d" xmlns:o="urn:schemas-microsoft-com:office:office" xmlns:oel="http://schemas.microsoft.com/office/2019/extlst" xmlns:r="http://schemas.openxmlformats.org/officeDocument/2006/relationships" xmlns:m="http://schemas.openxmlformats.org/officeDocument/2006/math" xmlns:v="urn:schemas-microsoft-com:vml" xmlns:wp14="http://schemas.microsoft.com/office/word/2010/wordprocessingDrawing" xmlns:wp="http://schemas.openxmlformats.org/drawingml/2006/wordprocessingDrawing" xmlns:w10="urn:schemas-microsoft-com:office:word" xmlns:w="http://schemas.openxmlformats.org/wordprocessingml/2006/main" xmlns:w14="http://schemas.microsoft.com/office/word/2010/wordml" xmlns:w15="http://schemas.microsoft.com/office/word/2012/wordml" xmlns:w16cex="http://schemas.microsoft.com/office/word/2018/wordml/cex" xmlns:w16cid="http://schemas.microsoft.com/office/word/2016/wordml/cid" xmlns:w16="http://schemas.microsoft.com/office/word/2018/wordml" xmlns:w16du="http://schemas.microsoft.com/office/word/2023/wordml/word16du" xmlns:w16sdtdh="http://schemas.microsoft.com/office/word/2020/wordml/sdtdatahash" xmlns:w16sdtfl="http://schemas.microsoft.com/office/word/2024/wordml/sdtformatlock" xmlns:w16se="http://schemas.microsoft.com/office/word/2015/wordml/symex" xmlns:wpg="http://schemas.microsoft.com/office/word/2010/wordprocessingGroup" xmlns:wpi="http://schemas.microsoft.com/office/word/2010/wordprocessingInk" xmlns:wne="http://schemas.microsoft.com/office/word/2006/wordml" xmlns:wps="http://schemas.microsoft.com/office/word/2010/wordprocessingShape" mc:Ignorable="w14 w15 w16se w16cid w16 w16cex w16sdtdh w16sdtfl w16du wp14">
   <w:endnote w:type="separator" w:id="-1">
@@ -13305,6 +13125,36 @@
     </w:p>
   </w:endnote>
 </w:endnotes>
+</file>
+
+<file path=word/footer1.xml><?xml version="1.0" encoding="utf-8"?>
+<w:ftr xmlns:wpc="http://schemas.microsoft.com/office/word/2010/wordprocessingCanvas" xmlns:cx="http://schemas.microsoft.com/office/drawing/2014/chartex" xmlns:cx1="http://schemas.microsoft.com/office/drawing/2015/9/8/chartex" xmlns:cx2="http://schemas.microsoft.com/office/drawing/2015/10/21/chartex" xmlns:cx3="http://schemas.microsoft.com/office/drawing/2016/5/9/chartex" xmlns:cx4="http://schemas.microsoft.com/office/drawing/2016/5/10/chartex" xmlns:cx5="http://schemas.microsoft.com/office/drawing/2016/5/11/chartex" xmlns:cx6="http://schemas.microsoft.com/office/drawing/2016/5/12/chartex" xmlns:cx7="http://schemas.microsoft.com/office/drawing/2016/5/13/chartex" xmlns:cx8="http://schemas.microsoft.com/office/drawing/2016/5/14/chartex" xmlns:mc="http://schemas.openxmlformats.org/markup-compatibility/2006" xmlns:aink="http://schemas.microsoft.com/office/drawing/2016/ink" xmlns:am3d="http://schemas.microsoft.com/office/drawing/2017/model3d" xmlns:o="urn:schemas-microsoft-com:office:office" xmlns:oel="http://schemas.microsoft.com/office/2019/extlst" xmlns:r="http://schemas.openxmlformats.org/officeDocument/2006/relationships" xmlns:m="http://schemas.openxmlformats.org/officeDocument/2006/math" xmlns:v="urn:schemas-microsoft-com:vml" xmlns:wp14="http://schemas.microsoft.com/office/word/2010/wordprocessingDrawing" xmlns:wp="http://schemas.openxmlformats.org/drawingml/2006/wordprocessingDrawing" xmlns:w10="urn:schemas-microsoft-com:office:word" xmlns:w="http://schemas.openxmlformats.org/wordprocessingml/2006/main" xmlns:w14="http://schemas.microsoft.com/office/word/2010/wordml" xmlns:w15="http://schemas.microsoft.com/office/word/2012/wordml" xmlns:w16cex="http://schemas.microsoft.com/office/word/2018/wordml/cex" xmlns:w16cid="http://schemas.microsoft.com/office/word/2016/wordml/cid" xmlns:w16="http://schemas.microsoft.com/office/word/2018/wordml" xmlns:w16du="http://schemas.microsoft.com/office/word/2023/wordml/word16du" xmlns:w16sdtdh="http://schemas.microsoft.com/office/word/2020/wordml/sdtdatahash" xmlns:w16sdtfl="http://schemas.microsoft.com/office/word/2024/wordml/sdtformatlock" xmlns:w16se="http://schemas.microsoft.com/office/word/2015/wordml/symex" xmlns:wpg="http://schemas.microsoft.com/office/word/2010/wordprocessingGroup" xmlns:wpi="http://schemas.microsoft.com/office/word/2010/wordprocessingInk" xmlns:wne="http://schemas.microsoft.com/office/word/2006/wordml" xmlns:wps="http://schemas.microsoft.com/office/word/2010/wordprocessingShape" mc:Ignorable="w14 w15 w16se w16cid w16 w16cex w16sdtdh w16sdtfl w16du wp14">
+  <w:p>
+    <w:pPr>
+      <w:pStyle w:val="Footer"/>
+    </w:pPr>
+  </w:p>
+</w:ftr>
+</file>
+
+<file path=word/footer2.xml><?xml version="1.0" encoding="utf-8"?>
+<w:ftr xmlns:wpc="http://schemas.microsoft.com/office/word/2010/wordprocessingCanvas" xmlns:cx="http://schemas.microsoft.com/office/drawing/2014/chartex" xmlns:cx1="http://schemas.microsoft.com/office/drawing/2015/9/8/chartex" xmlns:cx2="http://schemas.microsoft.com/office/drawing/2015/10/21/chartex" xmlns:cx3="http://schemas.microsoft.com/office/drawing/2016/5/9/chartex" xmlns:cx4="http://schemas.microsoft.com/office/drawing/2016/5/10/chartex" xmlns:cx5="http://schemas.microsoft.com/office/drawing/2016/5/11/chartex" xmlns:cx6="http://schemas.microsoft.com/office/drawing/2016/5/12/chartex" xmlns:cx7="http://schemas.microsoft.com/office/drawing/2016/5/13/chartex" xmlns:cx8="http://schemas.microsoft.com/office/drawing/2016/5/14/chartex" xmlns:mc="http://schemas.openxmlformats.org/markup-compatibility/2006" xmlns:aink="http://schemas.microsoft.com/office/drawing/2016/ink" xmlns:am3d="http://schemas.microsoft.com/office/drawing/2017/model3d" xmlns:o="urn:schemas-microsoft-com:office:office" xmlns:oel="http://schemas.microsoft.com/office/2019/extlst" xmlns:r="http://schemas.openxmlformats.org/officeDocument/2006/relationships" xmlns:m="http://schemas.openxmlformats.org/officeDocument/2006/math" xmlns:v="urn:schemas-microsoft-com:vml" xmlns:wp14="http://schemas.microsoft.com/office/word/2010/wordprocessingDrawing" xmlns:wp="http://schemas.openxmlformats.org/drawingml/2006/wordprocessingDrawing" xmlns:w10="urn:schemas-microsoft-com:office:word" xmlns:w="http://schemas.openxmlformats.org/wordprocessingml/2006/main" xmlns:w14="http://schemas.microsoft.com/office/word/2010/wordml" xmlns:w15="http://schemas.microsoft.com/office/word/2012/wordml" xmlns:w16cex="http://schemas.microsoft.com/office/word/2018/wordml/cex" xmlns:w16cid="http://schemas.microsoft.com/office/word/2016/wordml/cid" xmlns:w16="http://schemas.microsoft.com/office/word/2018/wordml" xmlns:w16du="http://schemas.microsoft.com/office/word/2023/wordml/word16du" xmlns:w16sdtdh="http://schemas.microsoft.com/office/word/2020/wordml/sdtdatahash" xmlns:w16sdtfl="http://schemas.microsoft.com/office/word/2024/wordml/sdtformatlock" xmlns:w16se="http://schemas.microsoft.com/office/word/2015/wordml/symex" xmlns:wpg="http://schemas.microsoft.com/office/word/2010/wordprocessingGroup" xmlns:wpi="http://schemas.microsoft.com/office/word/2010/wordprocessingInk" xmlns:wne="http://schemas.microsoft.com/office/word/2006/wordml" xmlns:wps="http://schemas.microsoft.com/office/word/2010/wordprocessingShape" mc:Ignorable="w14 w15 w16se w16cid w16 w16cex w16sdtdh w16sdtfl w16du wp14">
+  <w:p>
+    <w:pPr>
+      <w:pStyle w:val="Footer"/>
+    </w:pPr>
+  </w:p>
+</w:ftr>
+</file>
+
+<file path=word/footer3.xml><?xml version="1.0" encoding="utf-8"?>
+<w:ftr xmlns:wpc="http://schemas.microsoft.com/office/word/2010/wordprocessingCanvas" xmlns:cx="http://schemas.microsoft.com/office/drawing/2014/chartex" xmlns:cx1="http://schemas.microsoft.com/office/drawing/2015/9/8/chartex" xmlns:cx2="http://schemas.microsoft.com/office/drawing/2015/10/21/chartex" xmlns:cx3="http://schemas.microsoft.com/office/drawing/2016/5/9/chartex" xmlns:cx4="http://schemas.microsoft.com/office/drawing/2016/5/10/chartex" xmlns:cx5="http://schemas.microsoft.com/office/drawing/2016/5/11/chartex" xmlns:cx6="http://schemas.microsoft.com/office/drawing/2016/5/12/chartex" xmlns:cx7="http://schemas.microsoft.com/office/drawing/2016/5/13/chartex" xmlns:cx8="http://schemas.microsoft.com/office/drawing/2016/5/14/chartex" xmlns:mc="http://schemas.openxmlformats.org/markup-compatibility/2006" xmlns:aink="http://schemas.microsoft.com/office/drawing/2016/ink" xmlns:am3d="http://schemas.microsoft.com/office/drawing/2017/model3d" xmlns:o="urn:schemas-microsoft-com:office:office" xmlns:oel="http://schemas.microsoft.com/office/2019/extlst" xmlns:r="http://schemas.openxmlformats.org/officeDocument/2006/relationships" xmlns:m="http://schemas.openxmlformats.org/officeDocument/2006/math" xmlns:v="urn:schemas-microsoft-com:vml" xmlns:wp14="http://schemas.microsoft.com/office/word/2010/wordprocessingDrawing" xmlns:wp="http://schemas.openxmlformats.org/drawingml/2006/wordprocessingDrawing" xmlns:w10="urn:schemas-microsoft-com:office:word" xmlns:w="http://schemas.openxmlformats.org/wordprocessingml/2006/main" xmlns:w14="http://schemas.microsoft.com/office/word/2010/wordml" xmlns:w15="http://schemas.microsoft.com/office/word/2012/wordml" xmlns:w16cex="http://schemas.microsoft.com/office/word/2018/wordml/cex" xmlns:w16cid="http://schemas.microsoft.com/office/word/2016/wordml/cid" xmlns:w16="http://schemas.microsoft.com/office/word/2018/wordml" xmlns:w16du="http://schemas.microsoft.com/office/word/2023/wordml/word16du" xmlns:w16sdtdh="http://schemas.microsoft.com/office/word/2020/wordml/sdtdatahash" xmlns:w16sdtfl="http://schemas.microsoft.com/office/word/2024/wordml/sdtformatlock" xmlns:w16se="http://schemas.microsoft.com/office/word/2015/wordml/symex" xmlns:wpg="http://schemas.microsoft.com/office/word/2010/wordprocessingGroup" xmlns:wpi="http://schemas.microsoft.com/office/word/2010/wordprocessingInk" xmlns:wne="http://schemas.microsoft.com/office/word/2006/wordml" xmlns:wps="http://schemas.microsoft.com/office/word/2010/wordprocessingShape" mc:Ignorable="w14 w15 w16se w16cid w16 w16cex w16sdtdh w16sdtfl w16du wp14">
+  <w:p>
+    <w:pPr>
+      <w:pStyle w:val="Footer"/>
+    </w:pPr>
+  </w:p>
+</w:ftr>
 </file>
 
 <file path=word/footnotes.xml><?xml version="1.0" encoding="utf-8"?>
@@ -13333,6 +13183,16 @@
 </file>
 
 <file path=word/header1.xml><?xml version="1.0" encoding="utf-8"?>
+<w:hdr xmlns:wpc="http://schemas.microsoft.com/office/word/2010/wordprocessingCanvas" xmlns:cx="http://schemas.microsoft.com/office/drawing/2014/chartex" xmlns:cx1="http://schemas.microsoft.com/office/drawing/2015/9/8/chartex" xmlns:cx2="http://schemas.microsoft.com/office/drawing/2015/10/21/chartex" xmlns:cx3="http://schemas.microsoft.com/office/drawing/2016/5/9/chartex" xmlns:cx4="http://schemas.microsoft.com/office/drawing/2016/5/10/chartex" xmlns:cx5="http://schemas.microsoft.com/office/drawing/2016/5/11/chartex" xmlns:cx6="http://schemas.microsoft.com/office/drawing/2016/5/12/chartex" xmlns:cx7="http://schemas.microsoft.com/office/drawing/2016/5/13/chartex" xmlns:cx8="http://schemas.microsoft.com/office/drawing/2016/5/14/chartex" xmlns:mc="http://schemas.openxmlformats.org/markup-compatibility/2006" xmlns:aink="http://schemas.microsoft.com/office/drawing/2016/ink" xmlns:am3d="http://schemas.microsoft.com/office/drawing/2017/model3d" xmlns:o="urn:schemas-microsoft-com:office:office" xmlns:oel="http://schemas.microsoft.com/office/2019/extlst" xmlns:r="http://schemas.openxmlformats.org/officeDocument/2006/relationships" xmlns:m="http://schemas.openxmlformats.org/officeDocument/2006/math" xmlns:v="urn:schemas-microsoft-com:vml" xmlns:wp14="http://schemas.microsoft.com/office/word/2010/wordprocessingDrawing" xmlns:wp="http://schemas.openxmlformats.org/drawingml/2006/wordprocessingDrawing" xmlns:w10="urn:schemas-microsoft-com:office:word" xmlns:w="http://schemas.openxmlformats.org/wordprocessingml/2006/main" xmlns:w14="http://schemas.microsoft.com/office/word/2010/wordml" xmlns:w15="http://schemas.microsoft.com/office/word/2012/wordml" xmlns:w16cex="http://schemas.microsoft.com/office/word/2018/wordml/cex" xmlns:w16cid="http://schemas.microsoft.com/office/word/2016/wordml/cid" xmlns:w16="http://schemas.microsoft.com/office/word/2018/wordml" xmlns:w16du="http://schemas.microsoft.com/office/word/2023/wordml/word16du" xmlns:w16sdtdh="http://schemas.microsoft.com/office/word/2020/wordml/sdtdatahash" xmlns:w16sdtfl="http://schemas.microsoft.com/office/word/2024/wordml/sdtformatlock" xmlns:w16se="http://schemas.microsoft.com/office/word/2015/wordml/symex" xmlns:wpg="http://schemas.microsoft.com/office/word/2010/wordprocessingGroup" xmlns:wpi="http://schemas.microsoft.com/office/word/2010/wordprocessingInk" xmlns:wne="http://schemas.microsoft.com/office/word/2006/wordml" xmlns:wps="http://schemas.microsoft.com/office/word/2010/wordprocessingShape" mc:Ignorable="w14 w15 w16se w16cid w16 w16cex w16sdtdh w16sdtfl w16du wp14">
+  <w:p>
+    <w:pPr>
+      <w:pStyle w:val="Header"/>
+    </w:pPr>
+  </w:p>
+</w:hdr>
+</file>
+
+<file path=word/header2.xml><?xml version="1.0" encoding="utf-8"?>
 <w:hdr xmlns:wpc="http://schemas.microsoft.com/office/word/2010/wordprocessingCanvas" xmlns:cx="http://schemas.microsoft.com/office/drawing/2014/chartex" xmlns:cx1="http://schemas.microsoft.com/office/drawing/2015/9/8/chartex" xmlns:cx2="http://schemas.microsoft.com/office/drawing/2015/10/21/chartex" xmlns:cx3="http://schemas.microsoft.com/office/drawing/2016/5/9/chartex" xmlns:cx4="http://schemas.microsoft.com/office/drawing/2016/5/10/chartex" xmlns:cx5="http://schemas.microsoft.com/office/drawing/2016/5/11/chartex" xmlns:cx6="http://schemas.microsoft.com/office/drawing/2016/5/12/chartex" xmlns:cx7="http://schemas.microsoft.com/office/drawing/2016/5/13/chartex" xmlns:cx8="http://schemas.microsoft.com/office/drawing/2016/5/14/chartex" xmlns:mc="http://schemas.openxmlformats.org/markup-compatibility/2006" xmlns:aink="http://schemas.microsoft.com/office/drawing/2016/ink" xmlns:am3d="http://schemas.microsoft.com/office/drawing/2017/model3d" xmlns:o="urn:schemas-microsoft-com:office:office" xmlns:oel="http://schemas.microsoft.com/office/2019/extlst" xmlns:r="http://schemas.openxmlformats.org/officeDocument/2006/relationships" xmlns:m="http://schemas.openxmlformats.org/officeDocument/2006/math" xmlns:v="urn:schemas-microsoft-com:vml" xmlns:wp14="http://schemas.microsoft.com/office/word/2010/wordprocessingDrawing" xmlns:wp="http://schemas.openxmlformats.org/drawingml/2006/wordprocessingDrawing" xmlns:w10="urn:schemas-microsoft-com:office:word" xmlns:w="http://schemas.openxmlformats.org/wordprocessingml/2006/main" xmlns:w14="http://schemas.microsoft.com/office/word/2010/wordml" xmlns:w15="http://schemas.microsoft.com/office/word/2012/wordml" xmlns:w16cex="http://schemas.microsoft.com/office/word/2018/wordml/cex" xmlns:w16cid="http://schemas.microsoft.com/office/word/2016/wordml/cid" xmlns:w16="http://schemas.microsoft.com/office/word/2018/wordml" xmlns:w16du="http://schemas.microsoft.com/office/word/2023/wordml/word16du" xmlns:w16sdtdh="http://schemas.microsoft.com/office/word/2020/wordml/sdtdatahash" xmlns:w16sdtfl="http://schemas.microsoft.com/office/word/2024/wordml/sdtformatlock" xmlns:w16se="http://schemas.microsoft.com/office/word/2015/wordml/symex" xmlns:wpg="http://schemas.microsoft.com/office/word/2010/wordprocessingGroup" xmlns:wpi="http://schemas.microsoft.com/office/word/2010/wordprocessingInk" xmlns:wne="http://schemas.microsoft.com/office/word/2006/wordml" xmlns:wps="http://schemas.microsoft.com/office/word/2010/wordprocessingShape" mc:Ignorable="w14 w15 w16se w16cid w16 w16cex w16sdtdh w16sdtfl w16du wp14">
   <w:sdt>
     <w:sdtPr>
@@ -13422,7 +13282,7 @@
 </w:hdr>
 </file>
 
-<file path=word/header2.xml><?xml version="1.0" encoding="utf-8"?>
+<file path=word/header3.xml><?xml version="1.0" encoding="utf-8"?>
 <w:hdr xmlns:wpc="http://schemas.microsoft.com/office/word/2010/wordprocessingCanvas" xmlns:cx="http://schemas.microsoft.com/office/drawing/2014/chartex" xmlns:cx1="http://schemas.microsoft.com/office/drawing/2015/9/8/chartex" xmlns:cx2="http://schemas.microsoft.com/office/drawing/2015/10/21/chartex" xmlns:cx3="http://schemas.microsoft.com/office/drawing/2016/5/9/chartex" xmlns:cx4="http://schemas.microsoft.com/office/drawing/2016/5/10/chartex" xmlns:cx5="http://schemas.microsoft.com/office/drawing/2016/5/11/chartex" xmlns:cx6="http://schemas.microsoft.com/office/drawing/2016/5/12/chartex" xmlns:cx7="http://schemas.microsoft.com/office/drawing/2016/5/13/chartex" xmlns:cx8="http://schemas.microsoft.com/office/drawing/2016/5/14/chartex" xmlns:mc="http://schemas.openxmlformats.org/markup-compatibility/2006" xmlns:aink="http://schemas.microsoft.com/office/drawing/2016/ink" xmlns:am3d="http://schemas.microsoft.com/office/drawing/2017/model3d" xmlns:o="urn:schemas-microsoft-com:office:office" xmlns:oel="http://schemas.microsoft.com/office/2019/extlst" xmlns:r="http://schemas.openxmlformats.org/officeDocument/2006/relationships" xmlns:m="http://schemas.openxmlformats.org/officeDocument/2006/math" xmlns:v="urn:schemas-microsoft-com:vml" xmlns:wp14="http://schemas.microsoft.com/office/word/2010/wordprocessingDrawing" xmlns:wp="http://schemas.openxmlformats.org/drawingml/2006/wordprocessingDrawing" xmlns:w10="urn:schemas-microsoft-com:office:word" xmlns:w="http://schemas.openxmlformats.org/wordprocessingml/2006/main" xmlns:w14="http://schemas.microsoft.com/office/word/2010/wordml" xmlns:w15="http://schemas.microsoft.com/office/word/2012/wordml" xmlns:w16cex="http://schemas.microsoft.com/office/word/2018/wordml/cex" xmlns:w16cid="http://schemas.microsoft.com/office/word/2016/wordml/cid" xmlns:w16="http://schemas.microsoft.com/office/word/2018/wordml" xmlns:w16du="http://schemas.microsoft.com/office/word/2023/wordml/word16du" xmlns:w16sdtdh="http://schemas.microsoft.com/office/word/2020/wordml/sdtdatahash" xmlns:w16sdtfl="http://schemas.microsoft.com/office/word/2024/wordml/sdtformatlock" xmlns:w16se="http://schemas.microsoft.com/office/word/2015/wordml/symex" xmlns:wpg="http://schemas.microsoft.com/office/word/2010/wordprocessingGroup" xmlns:wpi="http://schemas.microsoft.com/office/word/2010/wordprocessingInk" xmlns:wne="http://schemas.microsoft.com/office/word/2006/wordml" xmlns:wps="http://schemas.microsoft.com/office/word/2010/wordprocessingShape" mc:Ignorable="w14 w15 w16se w16cid w16 w16cex w16sdtdh w16sdtfl w16du wp14">
   <w:p>
     <w:pPr>
@@ -19269,6 +19129,14 @@
   </w:num>
   <w:numIdMacAtCleanup w:val="63"/>
 </w:numbering>
+</file>
+
+<file path=word/people.xml><?xml version="1.0" encoding="utf-8"?>
+<w15:people xmlns:wpc="http://schemas.microsoft.com/office/word/2010/wordprocessingCanvas" xmlns:cx="http://schemas.microsoft.com/office/drawing/2014/chartex" xmlns:cx1="http://schemas.microsoft.com/office/drawing/2015/9/8/chartex" xmlns:cx2="http://schemas.microsoft.com/office/drawing/2015/10/21/chartex" xmlns:cx3="http://schemas.microsoft.com/office/drawing/2016/5/9/chartex" xmlns:cx4="http://schemas.microsoft.com/office/drawing/2016/5/10/chartex" xmlns:cx5="http://schemas.microsoft.com/office/drawing/2016/5/11/chartex" xmlns:cx6="http://schemas.microsoft.com/office/drawing/2016/5/12/chartex" xmlns:cx7="http://schemas.microsoft.com/office/drawing/2016/5/13/chartex" xmlns:cx8="http://schemas.microsoft.com/office/drawing/2016/5/14/chartex" xmlns:mc="http://schemas.openxmlformats.org/markup-compatibility/2006" xmlns:aink="http://schemas.microsoft.com/office/drawing/2016/ink" xmlns:am3d="http://schemas.microsoft.com/office/drawing/2017/model3d" xmlns:o="urn:schemas-microsoft-com:office:office" xmlns:oel="http://schemas.microsoft.com/office/2019/extlst" xmlns:r="http://schemas.openxmlformats.org/officeDocument/2006/relationships" xmlns:m="http://schemas.openxmlformats.org/officeDocument/2006/math" xmlns:v="urn:schemas-microsoft-com:vml" xmlns:wp14="http://schemas.microsoft.com/office/word/2010/wordprocessingDrawing" xmlns:wp="http://schemas.openxmlformats.org/drawingml/2006/wordprocessingDrawing" xmlns:w10="urn:schemas-microsoft-com:office:word" xmlns:w="http://schemas.openxmlformats.org/wordprocessingml/2006/main" xmlns:w14="http://schemas.microsoft.com/office/word/2010/wordml" xmlns:w15="http://schemas.microsoft.com/office/word/2012/wordml" xmlns:w16cex="http://schemas.microsoft.com/office/word/2018/wordml/cex" xmlns:w16cid="http://schemas.microsoft.com/office/word/2016/wordml/cid" xmlns:w16="http://schemas.microsoft.com/office/word/2018/wordml" xmlns:w16du="http://schemas.microsoft.com/office/word/2023/wordml/word16du" xmlns:w16sdtdh="http://schemas.microsoft.com/office/word/2020/wordml/sdtdatahash" xmlns:w16sdtfl="http://schemas.microsoft.com/office/word/2024/wordml/sdtformatlock" xmlns:w16se="http://schemas.microsoft.com/office/word/2015/wordml/symex" xmlns:wpg="http://schemas.microsoft.com/office/word/2010/wordprocessingGroup" xmlns:wpi="http://schemas.microsoft.com/office/word/2010/wordprocessingInk" xmlns:wne="http://schemas.microsoft.com/office/word/2006/wordml" xmlns:wps="http://schemas.microsoft.com/office/word/2010/wordprocessingShape" mc:Ignorable="w14 w15 w16se w16cid w16 w16cex w16sdtdh w16sdtfl w16du wp14">
+  <w15:person w15:author="ajat">
+    <w15:presenceInfo w15:providerId="None" w15:userId="ajat"/>
+  </w15:person>
+</w15:people>
 </file>
 
 <file path=word/styles.xml><?xml version="1.0" encoding="utf-8"?>
@@ -21377,7 +21245,670 @@
       <w:szCs w:val="20"/>
     </w:rPr>
   </w:style>
+  <w:style w:type="character" w:styleId="PlaceholderText">
+    <w:name w:val="Placeholder Text"/>
+    <w:basedOn w:val="DefaultParagraphFont"/>
+    <w:uiPriority w:val="99"/>
+    <w:semiHidden/>
+    <w:rsid w:val="00EC46C8"/>
+    <w:rPr>
+      <w:color w:val="666666"/>
+    </w:rPr>
+  </w:style>
 </w:styles>
+</file>
+
+<file path=word/glossary/document.xml><?xml version="1.0" encoding="utf-8"?>
+<w:glossaryDocument xmlns:wpc="http://schemas.microsoft.com/office/word/2010/wordprocessingCanvas" xmlns:cx="http://schemas.microsoft.com/office/drawing/2014/chartex" xmlns:cx1="http://schemas.microsoft.com/office/drawing/2015/9/8/chartex" xmlns:cx2="http://schemas.microsoft.com/office/drawing/2015/10/21/chartex" xmlns:cx3="http://schemas.microsoft.com/office/drawing/2016/5/9/chartex" xmlns:cx4="http://schemas.microsoft.com/office/drawing/2016/5/10/chartex" xmlns:cx5="http://schemas.microsoft.com/office/drawing/2016/5/11/chartex" xmlns:cx6="http://schemas.microsoft.com/office/drawing/2016/5/12/chartex" xmlns:cx7="http://schemas.microsoft.com/office/drawing/2016/5/13/chartex" xmlns:cx8="http://schemas.microsoft.com/office/drawing/2016/5/14/chartex" xmlns:mc="http://schemas.openxmlformats.org/markup-compatibility/2006" xmlns:aink="http://schemas.microsoft.com/office/drawing/2016/ink" xmlns:am3d="http://schemas.microsoft.com/office/drawing/2017/model3d" xmlns:o="urn:schemas-microsoft-com:office:office" xmlns:oel="http://schemas.microsoft.com/office/2019/extlst" xmlns:r="http://schemas.openxmlformats.org/officeDocument/2006/relationships" xmlns:m="http://schemas.openxmlformats.org/officeDocument/2006/math" xmlns:v="urn:schemas-microsoft-com:vml" xmlns:wp14="http://schemas.microsoft.com/office/word/2010/wordprocessingDrawing" xmlns:wp="http://schemas.openxmlformats.org/drawingml/2006/wordprocessingDrawing" xmlns:w10="urn:schemas-microsoft-com:office:word" xmlns:w="http://schemas.openxmlformats.org/wordprocessingml/2006/main" xmlns:w14="http://schemas.microsoft.com/office/word/2010/wordml" xmlns:w15="http://schemas.microsoft.com/office/word/2012/wordml" xmlns:w16cex="http://schemas.microsoft.com/office/word/2018/wordml/cex" xmlns:w16cid="http://schemas.microsoft.com/office/word/2016/wordml/cid" xmlns:w16="http://schemas.microsoft.com/office/word/2018/wordml" xmlns:w16du="http://schemas.microsoft.com/office/word/2023/wordml/word16du" xmlns:w16sdtdh="http://schemas.microsoft.com/office/word/2020/wordml/sdtdatahash" xmlns:w16sdtfl="http://schemas.microsoft.com/office/word/2024/wordml/sdtformatlock" xmlns:w16se="http://schemas.microsoft.com/office/word/2015/wordml/symex" xmlns:wpg="http://schemas.microsoft.com/office/word/2010/wordprocessingGroup" xmlns:wpi="http://schemas.microsoft.com/office/word/2010/wordprocessingInk" xmlns:wne="http://schemas.microsoft.com/office/word/2006/wordml" xmlns:wps="http://schemas.microsoft.com/office/word/2010/wordprocessingShape" mc:Ignorable="w14 w15 w16se w16cid w16 w16cex w16sdtdh w16sdtfl w16du wp14">
+  <w:docParts>
+    <w:docPart>
+      <w:docPartPr>
+        <w:name w:val="DefaultPlaceholder_-1854013440"/>
+        <w:category>
+          <w:name w:val="General"/>
+          <w:gallery w:val="placeholder"/>
+        </w:category>
+        <w:types>
+          <w:type w:val="bbPlcHdr"/>
+        </w:types>
+        <w:behaviors>
+          <w:behavior w:val="content"/>
+        </w:behaviors>
+        <w:guid w:val="{331D0739-98FE-4C3F-9749-690F2BA41EDC}"/>
+      </w:docPartPr>
+      <w:docPartBody>
+        <w:p>
+          <w:r>
+            <w:rPr>
+              <w:rStyle w:val="PlaceholderText"/>
+            </w:rPr>
+            <w:t>Click or tap here to enter text.</w:t>
+          </w:r>
+        </w:p>
+      </w:docPartBody>
+    </w:docPart>
+  </w:docParts>
+</w:glossaryDocument>
+</file>
+
+<file path=word/glossary/fontTable.xml><?xml version="1.0" encoding="utf-8"?>
+<w:fonts xmlns:mc="http://schemas.openxmlformats.org/markup-compatibility/2006" xmlns:r="http://schemas.openxmlformats.org/officeDocument/2006/relationships" xmlns:w="http://schemas.openxmlformats.org/wordprocessingml/2006/main" xmlns:w14="http://schemas.microsoft.com/office/word/2010/wordml" xmlns:w15="http://schemas.microsoft.com/office/word/2012/wordml" xmlns:w16cex="http://schemas.microsoft.com/office/word/2018/wordml/cex" xmlns:w16cid="http://schemas.microsoft.com/office/word/2016/wordml/cid" xmlns:w16="http://schemas.microsoft.com/office/word/2018/wordml" xmlns:w16du="http://schemas.microsoft.com/office/word/2023/wordml/word16du" xmlns:w16sdtdh="http://schemas.microsoft.com/office/word/2020/wordml/sdtdatahash" xmlns:w16sdtfl="http://schemas.microsoft.com/office/word/2024/wordml/sdtformatlock" xmlns:w16se="http://schemas.microsoft.com/office/word/2015/wordml/symex" mc:Ignorable="w14 w15 w16se w16cid w16 w16cex w16sdtdh w16sdtfl w16du">
+  <w:font w:name="Times New Roman">
+    <w:panose1 w:val="02020603050405020304"/>
+    <w:charset w:val="00"/>
+    <w:family w:val="roman"/>
+    <w:pitch w:val="variable"/>
+    <w:sig w:usb0="E0002EFF" w:usb1="C000785B" w:usb2="00000009" w:usb3="00000000" w:csb0="000001FF" w:csb1="00000000"/>
+  </w:font>
+  <w:font w:name="Bookman Old Style">
+    <w:panose1 w:val="02050604050505020204"/>
+    <w:charset w:val="00"/>
+    <w:family w:val="roman"/>
+    <w:pitch w:val="variable"/>
+    <w:sig w:usb0="00000287" w:usb1="00000000" w:usb2="00000000" w:usb3="00000000" w:csb0="0000009F" w:csb1="00000000"/>
+  </w:font>
+  <w:font w:name="Book Antiqua">
+    <w:panose1 w:val="02040602050305030304"/>
+    <w:charset w:val="00"/>
+    <w:family w:val="roman"/>
+    <w:pitch w:val="variable"/>
+    <w:sig w:usb0="00000287" w:usb1="00000000" w:usb2="00000000" w:usb3="00000000" w:csb0="0000009F" w:csb1="00000000"/>
+  </w:font>
+  <w:font w:name="Symbol">
+    <w:panose1 w:val="05050102010706020507"/>
+    <w:charset w:val="02"/>
+    <w:family w:val="roman"/>
+    <w:pitch w:val="variable"/>
+    <w:sig w:usb0="00000000" w:usb1="10000000" w:usb2="00000000" w:usb3="00000000" w:csb0="80000000" w:csb1="00000000"/>
+  </w:font>
+  <w:font w:name="Courier New">
+    <w:panose1 w:val="02070309020205020404"/>
+    <w:charset w:val="00"/>
+    <w:family w:val="modern"/>
+    <w:pitch w:val="fixed"/>
+    <w:sig w:usb0="E0002EFF" w:usb1="C0007843" w:usb2="00000009" w:usb3="00000000" w:csb0="000001FF" w:csb1="00000000"/>
+  </w:font>
+  <w:font w:name="Wingdings">
+    <w:panose1 w:val="05000000000000000000"/>
+    <w:charset w:val="02"/>
+    <w:family w:val="auto"/>
+    <w:pitch w:val="variable"/>
+    <w:sig w:usb0="00000000" w:usb1="10000000" w:usb2="00000000" w:usb3="00000000" w:csb0="80000000" w:csb1="00000000"/>
+  </w:font>
+  <w:font w:name="Arial">
+    <w:panose1 w:val="020B0604020202020204"/>
+    <w:charset w:val="00"/>
+    <w:family w:val="swiss"/>
+    <w:pitch w:val="variable"/>
+    <w:sig w:usb0="E0002EFF" w:usb1="C000785B" w:usb2="00000009" w:usb3="00000000" w:csb0="000001FF" w:csb1="00000000"/>
+  </w:font>
+  <w:font w:name="Cambria">
+    <w:panose1 w:val="02040503050406030204"/>
+    <w:charset w:val="00"/>
+    <w:family w:val="roman"/>
+    <w:pitch w:val="variable"/>
+    <w:sig w:usb0="E00006FF" w:usb1="420024FF" w:usb2="02000000" w:usb3="00000000" w:csb0="0000019F" w:csb1="00000000"/>
+  </w:font>
+  <w:font w:name="Tahoma">
+    <w:panose1 w:val="020B0604030504040204"/>
+    <w:charset w:val="00"/>
+    <w:family w:val="swiss"/>
+    <w:pitch w:val="variable"/>
+    <w:sig w:usb0="E1002EFF" w:usb1="C000605B" w:usb2="00000029" w:usb3="00000000" w:csb0="000101FF" w:csb1="00000000"/>
+  </w:font>
+  <w:font w:name="Calibri">
+    <w:panose1 w:val="020F0502020204030204"/>
+    <w:charset w:val="00"/>
+    <w:family w:val="swiss"/>
+    <w:pitch w:val="variable"/>
+    <w:sig w:usb0="E4002EFF" w:usb1="C000247B" w:usb2="00000009" w:usb3="00000000" w:csb0="000001FF" w:csb1="00000000"/>
+  </w:font>
+  <w:font w:name="Georgia">
+    <w:panose1 w:val="02040502050405020303"/>
+    <w:charset w:val="00"/>
+    <w:family w:val="roman"/>
+    <w:pitch w:val="variable"/>
+    <w:sig w:usb0="00000287" w:usb1="00000000" w:usb2="00000000" w:usb3="00000000" w:csb0="0000009F" w:csb1="00000000"/>
+  </w:font>
+  <w:font w:name="MS Mincho">
+    <w:panose1 w:val="02020609040205080304"/>
+    <w:charset w:val="80"/>
+    <w:family w:val="modern"/>
+    <w:pitch w:val="fixed"/>
+    <w:sig w:usb0="E00002FF" w:usb1="6AC7FDFB" w:usb2="08000012" w:usb3="00000000" w:csb0="0002009F" w:csb1="00000000"/>
+  </w:font>
+  <w:font w:name="Fd2641671-Identity-H">
+    <w:altName w:val="Microsoft JhengHei"/>
+    <w:charset w:val="00"/>
+    <w:family w:val="roman"/>
+    <w:pitch w:val="default"/>
+  </w:font>
+  <w:font w:name="Fd1830080-Identity-H">
+    <w:altName w:val="Times New Roman"/>
+    <w:charset w:val="00"/>
+    <w:family w:val="roman"/>
+    <w:pitch w:val="default"/>
+  </w:font>
+  <w:font w:name="Helvetica">
+    <w:panose1 w:val="020B0604020202020204"/>
+    <w:charset w:val="00"/>
+    <w:family w:val="swiss"/>
+    <w:pitch w:val="variable"/>
+    <w:sig w:usb0="00000003" w:usb1="00000000" w:usb2="00000000" w:usb3="00000000" w:csb0="00000001" w:csb1="00000000"/>
+  </w:font>
+  <w:font w:name="MS Gothic">
+    <w:altName w:val="ＭＳ ゴシック"/>
+    <w:panose1 w:val="020B0609070205080204"/>
+    <w:charset w:val="80"/>
+    <w:family w:val="modern"/>
+    <w:pitch w:val="fixed"/>
+    <w:sig w:usb0="E00002FF" w:usb1="6AC7FDFB" w:usb2="08000012" w:usb3="00000000" w:csb0="0002009F" w:csb1="00000000"/>
+  </w:font>
+  <w:font w:name="Aptos">
+    <w:charset w:val="00"/>
+    <w:family w:val="swiss"/>
+    <w:pitch w:val="variable"/>
+    <w:sig w:usb0="20000287" w:usb1="00000003" w:usb2="00000000" w:usb3="00000000" w:csb0="0000019F" w:csb1="00000000"/>
+  </w:font>
+  <w:font w:name="Aptos Display">
+    <w:charset w:val="00"/>
+    <w:family w:val="swiss"/>
+    <w:pitch w:val="variable"/>
+    <w:sig w:usb0="20000287" w:usb1="00000003" w:usb2="00000000" w:usb3="00000000" w:csb0="0000019F" w:csb1="00000000"/>
+  </w:font>
+</w:fonts>
+</file>
+
+<file path=word/glossary/settings.xml><?xml version="1.0" encoding="utf-8"?>
+<w:settings xmlns:mc="http://schemas.openxmlformats.org/markup-compatibility/2006" xmlns:o="urn:schemas-microsoft-com:office:office" xmlns:r="http://schemas.openxmlformats.org/officeDocument/2006/relationships" xmlns:m="http://schemas.openxmlformats.org/officeDocument/2006/math" xmlns:v="urn:schemas-microsoft-com:vml" xmlns:w10="urn:schemas-microsoft-com:office:word" xmlns:w="http://schemas.openxmlformats.org/wordprocessingml/2006/main" xmlns:w14="http://schemas.microsoft.com/office/word/2010/wordml" xmlns:w15="http://schemas.microsoft.com/office/word/2012/wordml" xmlns:w16cex="http://schemas.microsoft.com/office/word/2018/wordml/cex" xmlns:w16cid="http://schemas.microsoft.com/office/word/2016/wordml/cid" xmlns:w16="http://schemas.microsoft.com/office/word/2018/wordml" xmlns:w16du="http://schemas.microsoft.com/office/word/2023/wordml/word16du" xmlns:w16sdtdh="http://schemas.microsoft.com/office/word/2020/wordml/sdtdatahash" xmlns:w16sdtfl="http://schemas.microsoft.com/office/word/2024/wordml/sdtformatlock" xmlns:w16se="http://schemas.microsoft.com/office/word/2015/wordml/symex" xmlns:sl="http://schemas.openxmlformats.org/schemaLibrary/2006/main" mc:Ignorable="w14 w15 w16se w16cid w16 w16cex w16sdtdh w16sdtfl w16du">
+  <w:view w:val="normal"/>
+  <w:defaultTabStop w:val="720"/>
+  <w:characterSpacingControl w:val="doNotCompress"/>
+  <w:compat>
+    <w:useFELayout/>
+    <w:compatSetting w:name="compatibilityMode" w:uri="http://schemas.microsoft.com/office/word" w:val="15"/>
+    <w:compatSetting w:name="overrideTableStyleFontSizeAndJustification" w:uri="http://schemas.microsoft.com/office/word" w:val="1"/>
+    <w:compatSetting w:name="enableOpenTypeFeatures" w:uri="http://schemas.microsoft.com/office/word" w:val="1"/>
+    <w:compatSetting w:name="doNotFlipMirrorIndents" w:uri="http://schemas.microsoft.com/office/word" w:val="1"/>
+    <w:compatSetting w:name="differentiateMultirowTableHeaders" w:uri="http://schemas.microsoft.com/office/word" w:val="1"/>
+    <w:compatSetting w:name="useWord2013TrackBottomHyphenation" w:uri="http://schemas.microsoft.com/office/word" w:val="0"/>
+  </w:compat>
+  <w:rsids>
+    <w:rsidRoot w:val="00570C20"/>
+    <w:rsid w:val="002D2BFE"/>
+    <w:rsid w:val="0033590E"/>
+    <w:rsid w:val="00460367"/>
+    <w:rsid w:val="00570C20"/>
+    <w:rsid w:val="005F24B5"/>
+    <w:rsid w:val="00E04694"/>
+  </w:rsids>
+  <m:mathPr>
+    <m:mathFont m:val="Cambria Math"/>
+    <m:brkBin m:val="before"/>
+    <m:brkBinSub m:val="--"/>
+    <m:smallFrac m:val="0"/>
+    <m:dispDef/>
+    <m:lMargin m:val="0"/>
+    <m:rMargin m:val="0"/>
+    <m:defJc m:val="centerGroup"/>
+    <m:wrapIndent m:val="1440"/>
+    <m:intLim m:val="subSup"/>
+    <m:naryLim m:val="undOvr"/>
+  </m:mathPr>
+  <w:themeFontLang w:val="en-ID"/>
+  <w:clrSchemeMapping w:bg1="light1" w:t1="dark1" w:bg2="light2" w:t2="dark2" w:accent1="accent1" w:accent2="accent2" w:accent3="accent3" w:accent4="accent4" w:accent5="accent5" w:accent6="accent6" w:hyperlink="hyperlink" w:followedHyperlink="followedHyperlink"/>
+  <w:decimalSymbol w:val=","/>
+  <w:listSeparator w:val=";"/>
+  <w15:chartTrackingRefBased/>
+</w:settings>
+</file>
+
+<file path=word/glossary/styles.xml><?xml version="1.0" encoding="utf-8"?>
+<w:styles xmlns:mc="http://schemas.openxmlformats.org/markup-compatibility/2006" xmlns:r="http://schemas.openxmlformats.org/officeDocument/2006/relationships" xmlns:w="http://schemas.openxmlformats.org/wordprocessingml/2006/main" xmlns:w14="http://schemas.microsoft.com/office/word/2010/wordml" xmlns:w15="http://schemas.microsoft.com/office/word/2012/wordml" xmlns:w16cex="http://schemas.microsoft.com/office/word/2018/wordml/cex" xmlns:w16cid="http://schemas.microsoft.com/office/word/2016/wordml/cid" xmlns:w16="http://schemas.microsoft.com/office/word/2018/wordml" xmlns:w16du="http://schemas.microsoft.com/office/word/2023/wordml/word16du" xmlns:w16sdtdh="http://schemas.microsoft.com/office/word/2020/wordml/sdtdatahash" xmlns:w16sdtfl="http://schemas.microsoft.com/office/word/2024/wordml/sdtformatlock" xmlns:w16se="http://schemas.microsoft.com/office/word/2015/wordml/symex" mc:Ignorable="w14 w15 w16se w16cid w16 w16cex w16sdtdh w16sdtfl w16du">
+  <w:docDefaults>
+    <w:rPrDefault>
+      <w:rPr>
+        <w:rFonts w:asciiTheme="minorHAnsi" w:eastAsiaTheme="minorEastAsia" w:hAnsiTheme="minorHAnsi" w:cstheme="minorBidi"/>
+        <w:kern w:val="2"/>
+        <w:sz w:val="24"/>
+        <w:szCs w:val="24"/>
+        <w:lang w:val="en-ID" w:eastAsia="en-ID" w:bidi="ar-SA"/>
+        <w14:ligatures w14:val="standardContextual"/>
+      </w:rPr>
+    </w:rPrDefault>
+    <w:pPrDefault>
+      <w:pPr>
+        <w:spacing w:after="160" w:line="278" w:lineRule="auto"/>
+      </w:pPr>
+    </w:pPrDefault>
+  </w:docDefaults>
+  <w:latentStyles w:defLockedState="0" w:defUIPriority="99" w:defSemiHidden="0" w:defUnhideWhenUsed="0" w:defQFormat="0" w:count="376">
+    <w:lsdException w:name="Normal" w:uiPriority="0" w:qFormat="1"/>
+    <w:lsdException w:name="heading 1" w:uiPriority="9" w:qFormat="1"/>
+    <w:lsdException w:name="heading 2" w:semiHidden="1" w:uiPriority="9" w:unhideWhenUsed="1" w:qFormat="1"/>
+    <w:lsdException w:name="heading 3" w:semiHidden="1" w:uiPriority="9" w:unhideWhenUsed="1" w:qFormat="1"/>
+    <w:lsdException w:name="heading 4" w:semiHidden="1" w:uiPriority="9" w:unhideWhenUsed="1" w:qFormat="1"/>
+    <w:lsdException w:name="heading 5" w:semiHidden="1" w:uiPriority="9" w:unhideWhenUsed="1" w:qFormat="1"/>
+    <w:lsdException w:name="heading 6" w:semiHidden="1" w:uiPriority="9" w:unhideWhenUsed="1" w:qFormat="1"/>
+    <w:lsdException w:name="heading 7" w:semiHidden="1" w:uiPriority="9" w:unhideWhenUsed="1" w:qFormat="1"/>
+    <w:lsdException w:name="heading 8" w:semiHidden="1" w:uiPriority="9" w:unhideWhenUsed="1" w:qFormat="1"/>
+    <w:lsdException w:name="heading 9" w:semiHidden="1" w:uiPriority="9" w:unhideWhenUsed="1" w:qFormat="1"/>
+    <w:lsdException w:name="index 1" w:semiHidden="1" w:unhideWhenUsed="1"/>
+    <w:lsdException w:name="index 2" w:semiHidden="1" w:unhideWhenUsed="1"/>
+    <w:lsdException w:name="index 3" w:semiHidden="1" w:unhideWhenUsed="1"/>
+    <w:lsdException w:name="index 4" w:semiHidden="1" w:unhideWhenUsed="1"/>
+    <w:lsdException w:name="index 5" w:semiHidden="1" w:unhideWhenUsed="1"/>
+    <w:lsdException w:name="index 6" w:semiHidden="1" w:unhideWhenUsed="1"/>
+    <w:lsdException w:name="index 7" w:semiHidden="1" w:unhideWhenUsed="1"/>
+    <w:lsdException w:name="index 8" w:semiHidden="1" w:unhideWhenUsed="1"/>
+    <w:lsdException w:name="index 9" w:semiHidden="1" w:unhideWhenUsed="1"/>
+    <w:lsdException w:name="toc 1" w:semiHidden="1" w:uiPriority="39" w:unhideWhenUsed="1"/>
+    <w:lsdException w:name="toc 2" w:semiHidden="1" w:uiPriority="39" w:unhideWhenUsed="1"/>
+    <w:lsdException w:name="toc 3" w:semiHidden="1" w:uiPriority="39" w:unhideWhenUsed="1"/>
+    <w:lsdException w:name="toc 4" w:semiHidden="1" w:uiPriority="39" w:unhideWhenUsed="1"/>
+    <w:lsdException w:name="toc 5" w:semiHidden="1" w:uiPriority="39" w:unhideWhenUsed="1"/>
+    <w:lsdException w:name="toc 6" w:semiHidden="1" w:uiPriority="39" w:unhideWhenUsed="1"/>
+    <w:lsdException w:name="toc 7" w:semiHidden="1" w:uiPriority="39" w:unhideWhenUsed="1"/>
+    <w:lsdException w:name="toc 8" w:semiHidden="1" w:uiPriority="39" w:unhideWhenUsed="1"/>
+    <w:lsdException w:name="toc 9" w:semiHidden="1" w:uiPriority="39" w:unhideWhenUsed="1"/>
+    <w:lsdException w:name="Normal Indent" w:semiHidden="1" w:unhideWhenUsed="1"/>
+    <w:lsdException w:name="footnote text" w:semiHidden="1" w:unhideWhenUsed="1"/>
+    <w:lsdException w:name="annotation text" w:semiHidden="1" w:unhideWhenUsed="1"/>
+    <w:lsdException w:name="header" w:semiHidden="1" w:unhideWhenUsed="1"/>
+    <w:lsdException w:name="footer" w:semiHidden="1" w:unhideWhenUsed="1"/>
+    <w:lsdException w:name="index heading" w:semiHidden="1" w:unhideWhenUsed="1"/>
+    <w:lsdException w:name="caption" w:semiHidden="1" w:uiPriority="35" w:unhideWhenUsed="1" w:qFormat="1"/>
+    <w:lsdException w:name="table of figures" w:semiHidden="1" w:unhideWhenUsed="1"/>
+    <w:lsdException w:name="envelope address" w:semiHidden="1" w:unhideWhenUsed="1"/>
+    <w:lsdException w:name="envelope return" w:semiHidden="1" w:unhideWhenUsed="1"/>
+    <w:lsdException w:name="footnote reference" w:semiHidden="1" w:unhideWhenUsed="1"/>
+    <w:lsdException w:name="annotation reference" w:semiHidden="1" w:unhideWhenUsed="1"/>
+    <w:lsdException w:name="line number" w:semiHidden="1" w:unhideWhenUsed="1"/>
+    <w:lsdException w:name="page number" w:semiHidden="1" w:unhideWhenUsed="1"/>
+    <w:lsdException w:name="endnote reference" w:semiHidden="1" w:unhideWhenUsed="1"/>
+    <w:lsdException w:name="endnote text" w:semiHidden="1" w:unhideWhenUsed="1"/>
+    <w:lsdException w:name="table of authorities" w:semiHidden="1" w:unhideWhenUsed="1"/>
+    <w:lsdException w:name="macro" w:semiHidden="1" w:unhideWhenUsed="1"/>
+    <w:lsdException w:name="toa heading" w:semiHidden="1" w:unhideWhenUsed="1"/>
+    <w:lsdException w:name="List" w:semiHidden="1" w:unhideWhenUsed="1"/>
+    <w:lsdException w:name="List Bullet" w:semiHidden="1" w:unhideWhenUsed="1"/>
+    <w:lsdException w:name="List Number" w:semiHidden="1" w:unhideWhenUsed="1"/>
+    <w:lsdException w:name="List 2" w:semiHidden="1" w:unhideWhenUsed="1"/>
+    <w:lsdException w:name="List 3" w:semiHidden="1" w:unhideWhenUsed="1"/>
+    <w:lsdException w:name="List 4" w:semiHidden="1" w:unhideWhenUsed="1"/>
+    <w:lsdException w:name="List 5" w:semiHidden="1" w:unhideWhenUsed="1"/>
+    <w:lsdException w:name="List Bullet 2" w:semiHidden="1" w:unhideWhenUsed="1"/>
+    <w:lsdException w:name="List Bullet 3" w:semiHidden="1" w:unhideWhenUsed="1"/>
+    <w:lsdException w:name="List Bullet 4" w:semiHidden="1" w:unhideWhenUsed="1"/>
+    <w:lsdException w:name="List Bullet 5" w:semiHidden="1" w:unhideWhenUsed="1"/>
+    <w:lsdException w:name="List Number 2" w:semiHidden="1" w:unhideWhenUsed="1"/>
+    <w:lsdException w:name="List Number 3" w:semiHidden="1" w:unhideWhenUsed="1"/>
+    <w:lsdException w:name="List Number 4" w:semiHidden="1" w:unhideWhenUsed="1"/>
+    <w:lsdException w:name="List Number 5" w:semiHidden="1" w:unhideWhenUsed="1"/>
+    <w:lsdException w:name="Title" w:uiPriority="10" w:qFormat="1"/>
+    <w:lsdException w:name="Closing" w:semiHidden="1" w:unhideWhenUsed="1"/>
+    <w:lsdException w:name="Signature" w:semiHidden="1" w:unhideWhenUsed="1"/>
+    <w:lsdException w:name="Default Paragraph Font" w:semiHidden="1" w:uiPriority="1" w:unhideWhenUsed="1"/>
+    <w:lsdException w:name="Body Text" w:semiHidden="1" w:unhideWhenUsed="1"/>
+    <w:lsdException w:name="Body Text Indent" w:semiHidden="1" w:unhideWhenUsed="1"/>
+    <w:lsdException w:name="List Continue" w:semiHidden="1" w:unhideWhenUsed="1"/>
+    <w:lsdException w:name="List Continue 2" w:semiHidden="1" w:unhideWhenUsed="1"/>
+    <w:lsdException w:name="List Continue 3" w:semiHidden="1" w:unhideWhenUsed="1"/>
+    <w:lsdException w:name="List Continue 4" w:semiHidden="1" w:unhideWhenUsed="1"/>
+    <w:lsdException w:name="List Continue 5" w:semiHidden="1" w:unhideWhenUsed="1"/>
+    <w:lsdException w:name="Message Header" w:semiHidden="1" w:unhideWhenUsed="1"/>
+    <w:lsdException w:name="Subtitle" w:uiPriority="11" w:qFormat="1"/>
+    <w:lsdException w:name="Salutation" w:semiHidden="1" w:unhideWhenUsed="1"/>
+    <w:lsdException w:name="Date" w:semiHidden="1" w:unhideWhenUsed="1"/>
+    <w:lsdException w:name="Body Text First Indent" w:semiHidden="1" w:unhideWhenUsed="1"/>
+    <w:lsdException w:name="Body Text First Indent 2" w:semiHidden="1" w:unhideWhenUsed="1"/>
+    <w:lsdException w:name="Note Heading" w:semiHidden="1" w:unhideWhenUsed="1"/>
+    <w:lsdException w:name="Body Text 2" w:semiHidden="1" w:unhideWhenUsed="1"/>
+    <w:lsdException w:name="Body Text 3" w:semiHidden="1" w:unhideWhenUsed="1"/>
+    <w:lsdException w:name="Body Text Indent 2" w:semiHidden="1" w:unhideWhenUsed="1"/>
+    <w:lsdException w:name="Body Text Indent 3" w:semiHidden="1" w:unhideWhenUsed="1"/>
+    <w:lsdException w:name="Block Text" w:semiHidden="1" w:unhideWhenUsed="1"/>
+    <w:lsdException w:name="Hyperlink" w:semiHidden="1" w:unhideWhenUsed="1"/>
+    <w:lsdException w:name="FollowedHyperlink" w:semiHidden="1" w:unhideWhenUsed="1"/>
+    <w:lsdException w:name="Strong" w:uiPriority="22" w:qFormat="1"/>
+    <w:lsdException w:name="Emphasis" w:uiPriority="20" w:qFormat="1"/>
+    <w:lsdException w:name="Document Map" w:semiHidden="1" w:unhideWhenUsed="1"/>
+    <w:lsdException w:name="Plain Text" w:semiHidden="1" w:unhideWhenUsed="1"/>
+    <w:lsdException w:name="E-mail Signature" w:semiHidden="1" w:unhideWhenUsed="1"/>
+    <w:lsdException w:name="HTML Top of Form" w:semiHidden="1" w:unhideWhenUsed="1"/>
+    <w:lsdException w:name="HTML Bottom of Form" w:semiHidden="1" w:unhideWhenUsed="1"/>
+    <w:lsdException w:name="Normal (Web)" w:semiHidden="1" w:unhideWhenUsed="1"/>
+    <w:lsdException w:name="HTML Acronym" w:semiHidden="1" w:unhideWhenUsed="1"/>
+    <w:lsdException w:name="HTML Address" w:semiHidden="1" w:unhideWhenUsed="1"/>
+    <w:lsdException w:name="HTML Cite" w:semiHidden="1" w:unhideWhenUsed="1"/>
+    <w:lsdException w:name="HTML Code" w:semiHidden="1" w:unhideWhenUsed="1"/>
+    <w:lsdException w:name="HTML Definition" w:semiHidden="1" w:unhideWhenUsed="1"/>
+    <w:lsdException w:name="HTML Keyboard" w:semiHidden="1" w:unhideWhenUsed="1"/>
+    <w:lsdException w:name="HTML Preformatted" w:semiHidden="1" w:unhideWhenUsed="1"/>
+    <w:lsdException w:name="HTML Sample" w:semiHidden="1" w:unhideWhenUsed="1"/>
+    <w:lsdException w:name="HTML Typewriter" w:semiHidden="1" w:unhideWhenUsed="1"/>
+    <w:lsdException w:name="HTML Variable" w:semiHidden="1" w:unhideWhenUsed="1"/>
+    <w:lsdException w:name="Normal Table" w:semiHidden="1" w:unhideWhenUsed="1"/>
+    <w:lsdException w:name="annotation subject" w:semiHidden="1" w:unhideWhenUsed="1"/>
+    <w:lsdException w:name="No List" w:semiHidden="1" w:unhideWhenUsed="1"/>
+    <w:lsdException w:name="Outline List 1" w:semiHidden="1" w:unhideWhenUsed="1"/>
+    <w:lsdException w:name="Outline List 2" w:semiHidden="1" w:unhideWhenUsed="1"/>
+    <w:lsdException w:name="Outline List 3" w:semiHidden="1" w:unhideWhenUsed="1"/>
+    <w:lsdException w:name="Table Simple 1" w:semiHidden="1" w:unhideWhenUsed="1"/>
+    <w:lsdException w:name="Table Simple 2" w:semiHidden="1" w:unhideWhenUsed="1"/>
+    <w:lsdException w:name="Table Simple 3" w:semiHidden="1" w:unhideWhenUsed="1"/>
+    <w:lsdException w:name="Table Classic 1" w:semiHidden="1" w:unhideWhenUsed="1"/>
+    <w:lsdException w:name="Table Classic 2" w:semiHidden="1" w:unhideWhenUsed="1"/>
+    <w:lsdException w:name="Table Classic 3" w:semiHidden="1" w:unhideWhenUsed="1"/>
+    <w:lsdException w:name="Table Classic 4" w:semiHidden="1" w:unhideWhenUsed="1"/>
+    <w:lsdException w:name="Table Colorful 1" w:semiHidden="1" w:unhideWhenUsed="1"/>
+    <w:lsdException w:name="Table Colorful 2" w:semiHidden="1" w:unhideWhenUsed="1"/>
+    <w:lsdException w:name="Table Colorful 3" w:semiHidden="1" w:unhideWhenUsed="1"/>
+    <w:lsdException w:name="Table Columns 1" w:semiHidden="1" w:unhideWhenUsed="1"/>
+    <w:lsdException w:name="Table Columns 2" w:semiHidden="1" w:unhideWhenUsed="1"/>
+    <w:lsdException w:name="Table Columns 3" w:semiHidden="1" w:unhideWhenUsed="1"/>
+    <w:lsdException w:name="Table Columns 4" w:semiHidden="1" w:unhideWhenUsed="1"/>
+    <w:lsdException w:name="Table Columns 5" w:semiHidden="1" w:unhideWhenUsed="1"/>
+    <w:lsdException w:name="Table Grid 1" w:semiHidden="1" w:unhideWhenUsed="1"/>
+    <w:lsdException w:name="Table Grid 2" w:semiHidden="1" w:unhideWhenUsed="1"/>
+    <w:lsdException w:name="Table Grid 3" w:semiHidden="1" w:unhideWhenUsed="1"/>
+    <w:lsdException w:name="Table Grid 4" w:semiHidden="1" w:unhideWhenUsed="1"/>
+    <w:lsdException w:name="Table Grid 5" w:semiHidden="1" w:unhideWhenUsed="1"/>
+    <w:lsdException w:name="Table Grid 6" w:semiHidden="1" w:unhideWhenUsed="1"/>
+    <w:lsdException w:name="Table Grid 7" w:semiHidden="1" w:unhideWhenUsed="1"/>
+    <w:lsdException w:name="Table Grid 8" w:semiHidden="1" w:unhideWhenUsed="1"/>
+    <w:lsdException w:name="Table List 1" w:semiHidden="1" w:unhideWhenUsed="1"/>
+    <w:lsdException w:name="Table List 2" w:semiHidden="1" w:unhideWhenUsed="1"/>
+    <w:lsdException w:name="Table List 3" w:semiHidden="1" w:unhideWhenUsed="1"/>
+    <w:lsdException w:name="Table List 4" w:semiHidden="1" w:unhideWhenUsed="1"/>
+    <w:lsdException w:name="Table List 5" w:semiHidden="1" w:unhideWhenUsed="1"/>
+    <w:lsdException w:name="Table List 6" w:semiHidden="1" w:unhideWhenUsed="1"/>
+    <w:lsdException w:name="Table List 7" w:semiHidden="1" w:unhideWhenUsed="1"/>
+    <w:lsdException w:name="Table List 8" w:semiHidden="1" w:unhideWhenUsed="1"/>
+    <w:lsdException w:name="Table 3D effects 1" w:semiHidden="1" w:unhideWhenUsed="1"/>
+    <w:lsdException w:name="Table 3D effects 2" w:semiHidden="1" w:unhideWhenUsed="1"/>
+    <w:lsdException w:name="Table 3D effects 3" w:semiHidden="1" w:unhideWhenUsed="1"/>
+    <w:lsdException w:name="Table Contemporary" w:semiHidden="1" w:unhideWhenUsed="1"/>
+    <w:lsdException w:name="Table Elegant" w:semiHidden="1" w:unhideWhenUsed="1"/>
+    <w:lsdException w:name="Table Professional" w:semiHidden="1" w:unhideWhenUsed="1"/>
+    <w:lsdException w:name="Table Subtle 1" w:semiHidden="1" w:unhideWhenUsed="1"/>
+    <w:lsdException w:name="Table Subtle 2" w:semiHidden="1" w:unhideWhenUsed="1"/>
+    <w:lsdException w:name="Table Web 1" w:semiHidden="1" w:unhideWhenUsed="1"/>
+    <w:lsdException w:name="Table Web 2" w:semiHidden="1" w:unhideWhenUsed="1"/>
+    <w:lsdException w:name="Table Web 3" w:semiHidden="1" w:unhideWhenUsed="1"/>
+    <w:lsdException w:name="Balloon Text" w:semiHidden="1" w:unhideWhenUsed="1"/>
+    <w:lsdException w:name="Table Grid" w:uiPriority="39"/>
+    <w:lsdException w:name="Table Theme" w:semiHidden="1" w:unhideWhenUsed="1"/>
+    <w:lsdException w:name="Placeholder Text" w:semiHidden="1"/>
+    <w:lsdException w:name="No Spacing" w:uiPriority="1" w:qFormat="1"/>
+    <w:lsdException w:name="Light Shading" w:uiPriority="60"/>
+    <w:lsdException w:name="Light List" w:uiPriority="61"/>
+    <w:lsdException w:name="Light Grid" w:uiPriority="62"/>
+    <w:lsdException w:name="Medium Shading 1" w:uiPriority="63"/>
+    <w:lsdException w:name="Medium Shading 2" w:uiPriority="64"/>
+    <w:lsdException w:name="Medium List 1" w:uiPriority="65"/>
+    <w:lsdException w:name="Medium List 2" w:uiPriority="66"/>
+    <w:lsdException w:name="Medium Grid 1" w:uiPriority="67"/>
+    <w:lsdException w:name="Medium Grid 2" w:uiPriority="68"/>
+    <w:lsdException w:name="Medium Grid 3" w:uiPriority="69"/>
+    <w:lsdException w:name="Dark List" w:uiPriority="70"/>
+    <w:lsdException w:name="Colorful Shading" w:uiPriority="71"/>
+    <w:lsdException w:name="Colorful List" w:uiPriority="72"/>
+    <w:lsdException w:name="Colorful Grid" w:uiPriority="73"/>
+    <w:lsdException w:name="Light Shading Accent 1" w:uiPriority="60"/>
+    <w:lsdException w:name="Light List Accent 1" w:uiPriority="61"/>
+    <w:lsdException w:name="Light Grid Accent 1" w:uiPriority="62"/>
+    <w:lsdException w:name="Medium Shading 1 Accent 1" w:uiPriority="63"/>
+    <w:lsdException w:name="Medium Shading 2 Accent 1" w:uiPriority="64"/>
+    <w:lsdException w:name="Medium List 1 Accent 1" w:uiPriority="65"/>
+    <w:lsdException w:name="Revision" w:semiHidden="1"/>
+    <w:lsdException w:name="List Paragraph" w:uiPriority="34" w:qFormat="1"/>
+    <w:lsdException w:name="Quote" w:uiPriority="29" w:qFormat="1"/>
+    <w:lsdException w:name="Intense Quote" w:uiPriority="30" w:qFormat="1"/>
+    <w:lsdException w:name="Medium List 2 Accent 1" w:uiPriority="66"/>
+    <w:lsdException w:name="Medium Grid 1 Accent 1" w:uiPriority="67"/>
+    <w:lsdException w:name="Medium Grid 2 Accent 1" w:uiPriority="68"/>
+    <w:lsdException w:name="Medium Grid 3 Accent 1" w:uiPriority="69"/>
+    <w:lsdException w:name="Dark List Accent 1" w:uiPriority="70"/>
+    <w:lsdException w:name="Colorful Shading Accent 1" w:uiPriority="71"/>
+    <w:lsdException w:name="Colorful List Accent 1" w:uiPriority="72"/>
+    <w:lsdException w:name="Colorful Grid Accent 1" w:uiPriority="73"/>
+    <w:lsdException w:name="Light Shading Accent 2" w:uiPriority="60"/>
+    <w:lsdException w:name="Light List Accent 2" w:uiPriority="61"/>
+    <w:lsdException w:name="Light Grid Accent 2" w:uiPriority="62"/>
+    <w:lsdException w:name="Medium Shading 1 Accent 2" w:uiPriority="63"/>
+    <w:lsdException w:name="Medium Shading 2 Accent 2" w:uiPriority="64"/>
+    <w:lsdException w:name="Medium List 1 Accent 2" w:uiPriority="65"/>
+    <w:lsdException w:name="Medium List 2 Accent 2" w:uiPriority="66"/>
+    <w:lsdException w:name="Medium Grid 1 Accent 2" w:uiPriority="67"/>
+    <w:lsdException w:name="Medium Grid 2 Accent 2" w:uiPriority="68"/>
+    <w:lsdException w:name="Medium Grid 3 Accent 2" w:uiPriority="69"/>
+    <w:lsdException w:name="Dark List Accent 2" w:uiPriority="70"/>
+    <w:lsdException w:name="Colorful Shading Accent 2" w:uiPriority="71"/>
+    <w:lsdException w:name="Colorful List Accent 2" w:uiPriority="72"/>
+    <w:lsdException w:name="Colorful Grid Accent 2" w:uiPriority="73"/>
+    <w:lsdException w:name="Light Shading Accent 3" w:uiPriority="60"/>
+    <w:lsdException w:name="Light List Accent 3" w:uiPriority="61"/>
+    <w:lsdException w:name="Light Grid Accent 3" w:uiPriority="62"/>
+    <w:lsdException w:name="Medium Shading 1 Accent 3" w:uiPriority="63"/>
+    <w:lsdException w:name="Medium Shading 2 Accent 3" w:uiPriority="64"/>
+    <w:lsdException w:name="Medium List 1 Accent 3" w:uiPriority="65"/>
+    <w:lsdException w:name="Medium List 2 Accent 3" w:uiPriority="66"/>
+    <w:lsdException w:name="Medium Grid 1 Accent 3" w:uiPriority="67"/>
+    <w:lsdException w:name="Medium Grid 2 Accent 3" w:uiPriority="68"/>
+    <w:lsdException w:name="Medium Grid 3 Accent 3" w:uiPriority="69"/>
+    <w:lsdException w:name="Dark List Accent 3" w:uiPriority="70"/>
+    <w:lsdException w:name="Colorful Shading Accent 3" w:uiPriority="71"/>
+    <w:lsdException w:name="Colorful List Accent 3" w:uiPriority="72"/>
+    <w:lsdException w:name="Colorful Grid Accent 3" w:uiPriority="73"/>
+    <w:lsdException w:name="Light Shading Accent 4" w:uiPriority="60"/>
+    <w:lsdException w:name="Light List Accent 4" w:uiPriority="61"/>
+    <w:lsdException w:name="Light Grid Accent 4" w:uiPriority="62"/>
+    <w:lsdException w:name="Medium Shading 1 Accent 4" w:uiPriority="63"/>
+    <w:lsdException w:name="Medium Shading 2 Accent 4" w:uiPriority="64"/>
+    <w:lsdException w:name="Medium List 1 Accent 4" w:uiPriority="65"/>
+    <w:lsdException w:name="Medium List 2 Accent 4" w:uiPriority="66"/>
+    <w:lsdException w:name="Medium Grid 1 Accent 4" w:uiPriority="67"/>
+    <w:lsdException w:name="Medium Grid 2 Accent 4" w:uiPriority="68"/>
+    <w:lsdException w:name="Medium Grid 3 Accent 4" w:uiPriority="69"/>
+    <w:lsdException w:name="Dark List Accent 4" w:uiPriority="70"/>
+    <w:lsdException w:name="Colorful Shading Accent 4" w:uiPriority="71"/>
+    <w:lsdException w:name="Colorful List Accent 4" w:uiPriority="72"/>
+    <w:lsdException w:name="Colorful Grid Accent 4" w:uiPriority="73"/>
+    <w:lsdException w:name="Light Shading Accent 5" w:uiPriority="60"/>
+    <w:lsdException w:name="Light List Accent 5" w:uiPriority="61"/>
+    <w:lsdException w:name="Light Grid Accent 5" w:uiPriority="62"/>
+    <w:lsdException w:name="Medium Shading 1 Accent 5" w:uiPriority="63"/>
+    <w:lsdException w:name="Medium Shading 2 Accent 5" w:uiPriority="64"/>
+    <w:lsdException w:name="Medium List 1 Accent 5" w:uiPriority="65"/>
+    <w:lsdException w:name="Medium List 2 Accent 5" w:uiPriority="66"/>
+    <w:lsdException w:name="Medium Grid 1 Accent 5" w:uiPriority="67"/>
+    <w:lsdException w:name="Medium Grid 2 Accent 5" w:uiPriority="68"/>
+    <w:lsdException w:name="Medium Grid 3 Accent 5" w:uiPriority="69"/>
+    <w:lsdException w:name="Dark List Accent 5" w:uiPriority="70"/>
+    <w:lsdException w:name="Colorful Shading Accent 5" w:uiPriority="71"/>
+    <w:lsdException w:name="Colorful List Accent 5" w:uiPriority="72"/>
+    <w:lsdException w:name="Colorful Grid Accent 5" w:uiPriority="73"/>
+    <w:lsdException w:name="Light Shading Accent 6" w:uiPriority="60"/>
+    <w:lsdException w:name="Light List Accent 6" w:uiPriority="61"/>
+    <w:lsdException w:name="Light Grid Accent 6" w:uiPriority="62"/>
+    <w:lsdException w:name="Medium Shading 1 Accent 6" w:uiPriority="63"/>
+    <w:lsdException w:name="Medium Shading 2 Accent 6" w:uiPriority="64"/>
+    <w:lsdException w:name="Medium List 1 Accent 6" w:uiPriority="65"/>
+    <w:lsdException w:name="Medium List 2 Accent 6" w:uiPriority="66"/>
+    <w:lsdException w:name="Medium Grid 1 Accent 6" w:uiPriority="67"/>
+    <w:lsdException w:name="Medium Grid 2 Accent 6" w:uiPriority="68"/>
+    <w:lsdException w:name="Medium Grid 3 Accent 6" w:uiPriority="69"/>
+    <w:lsdException w:name="Dark List Accent 6" w:uiPriority="70"/>
+    <w:lsdException w:name="Colorful Shading Accent 6" w:uiPriority="71"/>
+    <w:lsdException w:name="Colorful List Accent 6" w:uiPriority="72"/>
+    <w:lsdException w:name="Colorful Grid Accent 6" w:uiPriority="73"/>
+    <w:lsdException w:name="Subtle Emphasis" w:uiPriority="19" w:qFormat="1"/>
+    <w:lsdException w:name="Intense Emphasis" w:uiPriority="21" w:qFormat="1"/>
+    <w:lsdException w:name="Subtle Reference" w:uiPriority="31" w:qFormat="1"/>
+    <w:lsdException w:name="Intense Reference" w:uiPriority="32" w:qFormat="1"/>
+    <w:lsdException w:name="Book Title" w:uiPriority="33" w:qFormat="1"/>
+    <w:lsdException w:name="Bibliography" w:semiHidden="1" w:uiPriority="37" w:unhideWhenUsed="1"/>
+    <w:lsdException w:name="TOC Heading" w:semiHidden="1" w:uiPriority="39" w:unhideWhenUsed="1" w:qFormat="1"/>
+    <w:lsdException w:name="Plain Table 1" w:uiPriority="41"/>
+    <w:lsdException w:name="Plain Table 2" w:uiPriority="42"/>
+    <w:lsdException w:name="Plain Table 3" w:uiPriority="43"/>
+    <w:lsdException w:name="Plain Table 4" w:uiPriority="44"/>
+    <w:lsdException w:name="Plain Table 5" w:uiPriority="45"/>
+    <w:lsdException w:name="Grid Table Light" w:uiPriority="40"/>
+    <w:lsdException w:name="Grid Table 1 Light" w:uiPriority="46"/>
+    <w:lsdException w:name="Grid Table 2" w:uiPriority="47"/>
+    <w:lsdException w:name="Grid Table 3" w:uiPriority="48"/>
+    <w:lsdException w:name="Grid Table 4" w:uiPriority="49"/>
+    <w:lsdException w:name="Grid Table 5 Dark" w:uiPriority="50"/>
+    <w:lsdException w:name="Grid Table 6 Colorful" w:uiPriority="51"/>
+    <w:lsdException w:name="Grid Table 7 Colorful" w:uiPriority="52"/>
+    <w:lsdException w:name="Grid Table 1 Light Accent 1" w:uiPriority="46"/>
+    <w:lsdException w:name="Grid Table 2 Accent 1" w:uiPriority="47"/>
+    <w:lsdException w:name="Grid Table 3 Accent 1" w:uiPriority="48"/>
+    <w:lsdException w:name="Grid Table 4 Accent 1" w:uiPriority="49"/>
+    <w:lsdException w:name="Grid Table 5 Dark Accent 1" w:uiPriority="50"/>
+    <w:lsdException w:name="Grid Table 6 Colorful Accent 1" w:uiPriority="51"/>
+    <w:lsdException w:name="Grid Table 7 Colorful Accent 1" w:uiPriority="52"/>
+    <w:lsdException w:name="Grid Table 1 Light Accent 2" w:uiPriority="46"/>
+    <w:lsdException w:name="Grid Table 2 Accent 2" w:uiPriority="47"/>
+    <w:lsdException w:name="Grid Table 3 Accent 2" w:uiPriority="48"/>
+    <w:lsdException w:name="Grid Table 4 Accent 2" w:uiPriority="49"/>
+    <w:lsdException w:name="Grid Table 5 Dark Accent 2" w:uiPriority="50"/>
+    <w:lsdException w:name="Grid Table 6 Colorful Accent 2" w:uiPriority="51"/>
+    <w:lsdException w:name="Grid Table 7 Colorful Accent 2" w:uiPriority="52"/>
+    <w:lsdException w:name="Grid Table 1 Light Accent 3" w:uiPriority="46"/>
+    <w:lsdException w:name="Grid Table 2 Accent 3" w:uiPriority="47"/>
+    <w:lsdException w:name="Grid Table 3 Accent 3" w:uiPriority="48"/>
+    <w:lsdException w:name="Grid Table 4 Accent 3" w:uiPriority="49"/>
+    <w:lsdException w:name="Grid Table 5 Dark Accent 3" w:uiPriority="50"/>
+    <w:lsdException w:name="Grid Table 6 Colorful Accent 3" w:uiPriority="51"/>
+    <w:lsdException w:name="Grid Table 7 Colorful Accent 3" w:uiPriority="52"/>
+    <w:lsdException w:name="Grid Table 1 Light Accent 4" w:uiPriority="46"/>
+    <w:lsdException w:name="Grid Table 2 Accent 4" w:uiPriority="47"/>
+    <w:lsdException w:name="Grid Table 3 Accent 4" w:uiPriority="48"/>
+    <w:lsdException w:name="Grid Table 4 Accent 4" w:uiPriority="49"/>
+    <w:lsdException w:name="Grid Table 5 Dark Accent 4" w:uiPriority="50"/>
+    <w:lsdException w:name="Grid Table 6 Colorful Accent 4" w:uiPriority="51"/>
+    <w:lsdException w:name="Grid Table 7 Colorful Accent 4" w:uiPriority="52"/>
+    <w:lsdException w:name="Grid Table 1 Light Accent 5" w:uiPriority="46"/>
+    <w:lsdException w:name="Grid Table 2 Accent 5" w:uiPriority="47"/>
+    <w:lsdException w:name="Grid Table 3 Accent 5" w:uiPriority="48"/>
+    <w:lsdException w:name="Grid Table 4 Accent 5" w:uiPriority="49"/>
+    <w:lsdException w:name="Grid Table 5 Dark Accent 5" w:uiPriority="50"/>
+    <w:lsdException w:name="Grid Table 6 Colorful Accent 5" w:uiPriority="51"/>
+    <w:lsdException w:name="Grid Table 7 Colorful Accent 5" w:uiPriority="52"/>
+    <w:lsdException w:name="Grid Table 1 Light Accent 6" w:uiPriority="46"/>
+    <w:lsdException w:name="Grid Table 2 Accent 6" w:uiPriority="47"/>
+    <w:lsdException w:name="Grid Table 3 Accent 6" w:uiPriority="48"/>
+    <w:lsdException w:name="Grid Table 4 Accent 6" w:uiPriority="49"/>
+    <w:lsdException w:name="Grid Table 5 Dark Accent 6" w:uiPriority="50"/>
+    <w:lsdException w:name="Grid Table 6 Colorful Accent 6" w:uiPriority="51"/>
+    <w:lsdException w:name="Grid Table 7 Colorful Accent 6" w:uiPriority="52"/>
+    <w:lsdException w:name="List Table 1 Light" w:uiPriority="46"/>
+    <w:lsdException w:name="List Table 2" w:uiPriority="47"/>
+    <w:lsdException w:name="List Table 3" w:uiPriority="48"/>
+    <w:lsdException w:name="List Table 4" w:uiPriority="49"/>
+    <w:lsdException w:name="List Table 5 Dark" w:uiPriority="50"/>
+    <w:lsdException w:name="List Table 6 Colorful" w:uiPriority="51"/>
+    <w:lsdException w:name="List Table 7 Colorful" w:uiPriority="52"/>
+    <w:lsdException w:name="List Table 1 Light Accent 1" w:uiPriority="46"/>
+    <w:lsdException w:name="List Table 2 Accent 1" w:uiPriority="47"/>
+    <w:lsdException w:name="List Table 3 Accent 1" w:uiPriority="48"/>
+    <w:lsdException w:name="List Table 4 Accent 1" w:uiPriority="49"/>
+    <w:lsdException w:name="List Table 5 Dark Accent 1" w:uiPriority="50"/>
+    <w:lsdException w:name="List Table 6 Colorful Accent 1" w:uiPriority="51"/>
+    <w:lsdException w:name="List Table 7 Colorful Accent 1" w:uiPriority="52"/>
+    <w:lsdException w:name="List Table 1 Light Accent 2" w:uiPriority="46"/>
+    <w:lsdException w:name="List Table 2 Accent 2" w:uiPriority="47"/>
+    <w:lsdException w:name="List Table 3 Accent 2" w:uiPriority="48"/>
+    <w:lsdException w:name="List Table 4 Accent 2" w:uiPriority="49"/>
+    <w:lsdException w:name="List Table 5 Dark Accent 2" w:uiPriority="50"/>
+    <w:lsdException w:name="List Table 6 Colorful Accent 2" w:uiPriority="51"/>
+    <w:lsdException w:name="List Table 7 Colorful Accent 2" w:uiPriority="52"/>
+    <w:lsdException w:name="List Table 1 Light Accent 3" w:uiPriority="46"/>
+    <w:lsdException w:name="List Table 2 Accent 3" w:uiPriority="47"/>
+    <w:lsdException w:name="List Table 3 Accent 3" w:uiPriority="48"/>
+    <w:lsdException w:name="List Table 4 Accent 3" w:uiPriority="49"/>
+    <w:lsdException w:name="List Table 5 Dark Accent 3" w:uiPriority="50"/>
+    <w:lsdException w:name="List Table 6 Colorful Accent 3" w:uiPriority="51"/>
+    <w:lsdException w:name="List Table 7 Colorful Accent 3" w:uiPriority="52"/>
+    <w:lsdException w:name="List Table 1 Light Accent 4" w:uiPriority="46"/>
+    <w:lsdException w:name="List Table 2 Accent 4" w:uiPriority="47"/>
+    <w:lsdException w:name="List Table 3 Accent 4" w:uiPriority="48"/>
+    <w:lsdException w:name="List Table 4 Accent 4" w:uiPriority="49"/>
+    <w:lsdException w:name="List Table 5 Dark Accent 4" w:uiPriority="50"/>
+    <w:lsdException w:name="List Table 6 Colorful Accent 4" w:uiPriority="51"/>
+    <w:lsdException w:name="List Table 7 Colorful Accent 4" w:uiPriority="52"/>
+    <w:lsdException w:name="List Table 1 Light Accent 5" w:uiPriority="46"/>
+    <w:lsdException w:name="List Table 2 Accent 5" w:uiPriority="47"/>
+    <w:lsdException w:name="List Table 3 Accent 5" w:uiPriority="48"/>
+    <w:lsdException w:name="List Table 4 Accent 5" w:uiPriority="49"/>
+    <w:lsdException w:name="List Table 5 Dark Accent 5" w:uiPriority="50"/>
+    <w:lsdException w:name="List Table 6 Colorful Accent 5" w:uiPriority="51"/>
+    <w:lsdException w:name="List Table 7 Colorful Accent 5" w:uiPriority="52"/>
+    <w:lsdException w:name="List Table 1 Light Accent 6" w:uiPriority="46"/>
+    <w:lsdException w:name="List Table 2 Accent 6" w:uiPriority="47"/>
+    <w:lsdException w:name="List Table 3 Accent 6" w:uiPriority="48"/>
+    <w:lsdException w:name="List Table 4 Accent 6" w:uiPriority="49"/>
+    <w:lsdException w:name="List Table 5 Dark Accent 6" w:uiPriority="50"/>
+    <w:lsdException w:name="List Table 6 Colorful Accent 6" w:uiPriority="51"/>
+    <w:lsdException w:name="List Table 7 Colorful Accent 6" w:uiPriority="52"/>
+    <w:lsdException w:name="Mention" w:semiHidden="1" w:unhideWhenUsed="1"/>
+    <w:lsdException w:name="Smart Hyperlink" w:semiHidden="1" w:unhideWhenUsed="1"/>
+    <w:lsdException w:name="Hashtag" w:semiHidden="1" w:unhideWhenUsed="1"/>
+    <w:lsdException w:name="Unresolved Mention" w:semiHidden="1" w:unhideWhenUsed="1"/>
+    <w:lsdException w:name="Smart Link" w:semiHidden="1" w:unhideWhenUsed="1"/>
+  </w:latentStyles>
+  <w:style w:type="paragraph" w:default="1" w:styleId="Normal">
+    <w:name w:val="Normal"/>
+    <w:qFormat/>
+  </w:style>
+  <w:style w:type="character" w:default="1" w:styleId="DefaultParagraphFont">
+    <w:name w:val="Default Paragraph Font"/>
+    <w:uiPriority w:val="1"/>
+    <w:semiHidden/>
+    <w:unhideWhenUsed/>
+  </w:style>
+  <w:style w:type="table" w:default="1" w:styleId="TableNormal">
+    <w:name w:val="Normal Table"/>
+    <w:uiPriority w:val="99"/>
+    <w:semiHidden/>
+    <w:unhideWhenUsed/>
+    <w:tblPr>
+      <w:tblInd w:w="0" w:type="dxa"/>
+      <w:tblCellMar>
+        <w:top w:w="0" w:type="dxa"/>
+        <w:left w:w="108" w:type="dxa"/>
+        <w:bottom w:w="0" w:type="dxa"/>
+        <w:right w:w="108" w:type="dxa"/>
+      </w:tblCellMar>
+    </w:tblPr>
+  </w:style>
+  <w:style w:type="numbering" w:default="1" w:styleId="NoList">
+    <w:name w:val="No List"/>
+    <w:uiPriority w:val="99"/>
+    <w:semiHidden/>
+    <w:unhideWhenUsed/>
+  </w:style>
+  <w:style w:type="character" w:styleId="PlaceholderText">
+    <w:name w:val="Placeholder Text"/>
+    <w:basedOn w:val="DefaultParagraphFont"/>
+    <w:uiPriority w:val="99"/>
+    <w:semiHidden/>
+    <w:rsid w:val="00570C20"/>
+    <w:rPr>
+      <w:color w:val="666666"/>
+    </w:rPr>
+  </w:style>
+</w:styles>
+</file>
+
+<file path=word/glossary/webSettings.xml><?xml version="1.0" encoding="utf-8"?>
+<w:webSettings xmlns:mc="http://schemas.openxmlformats.org/markup-compatibility/2006" xmlns:r="http://schemas.openxmlformats.org/officeDocument/2006/relationships" xmlns:w="http://schemas.openxmlformats.org/wordprocessingml/2006/main" xmlns:w14="http://schemas.microsoft.com/office/word/2010/wordml" xmlns:w15="http://schemas.microsoft.com/office/word/2012/wordml" xmlns:w16cex="http://schemas.microsoft.com/office/word/2018/wordml/cex" xmlns:w16cid="http://schemas.microsoft.com/office/word/2016/wordml/cid" xmlns:w16="http://schemas.microsoft.com/office/word/2018/wordml" xmlns:w16du="http://schemas.microsoft.com/office/word/2023/wordml/word16du" xmlns:w16sdtdh="http://schemas.microsoft.com/office/word/2020/wordml/sdtdatahash" xmlns:w16sdtfl="http://schemas.microsoft.com/office/word/2024/wordml/sdtformatlock" xmlns:w16se="http://schemas.microsoft.com/office/word/2015/wordml/symex" mc:Ignorable="w14 w15 w16se w16cid w16 w16cex w16sdtdh w16sdtfl w16du">
+  <w:optimizeForBrowser/>
+  <w:allowPNG/>
+</w:webSettings>
 </file>
 
 <file path=word/theme/theme1.xml><?xml version="1.0" encoding="utf-8"?>
@@ -21667,95 +22198,31 @@
 </a:theme>
 </file>
 
+<file path=word/webextensions/taskpanes.xml><?xml version="1.0" encoding="utf-8"?>
+<wetp:taskpanes xmlns:wetp="http://schemas.microsoft.com/office/webextensions/taskpanes/2010/11">
+  <wetp:taskpane dockstate="right" visibility="1" width="438" row="0">
+    <wetp:webextensionref xmlns:r="http://schemas.openxmlformats.org/officeDocument/2006/relationships" r:id="rId1"/>
+  </wetp:taskpane>
+</wetp:taskpanes>
+</file>
+
+<file path=word/webextensions/webextension1.xml><?xml version="1.0" encoding="utf-8"?>
+<we:webextension xmlns:we="http://schemas.microsoft.com/office/webextensions/webextension/2010/11" id="{E692E5E4-FD22-473C-804D-FB430154C2FE}">
+  <we:reference id="b4578b7e-97c2-48df-b4a8-6f6a7d1885f4" version="1.0.0.0" store="developer" storeType="Registry"/>
+  <we:alternateReferences/>
+  <we:properties>
+    <we:property name="drafterAnaliser.daftarTemuan" value="{&quot;versi&quot;:1,&quot;temuan&quot;:[{&quot;id&quot;:&quot;f-d8e67605&quot;,&quot;nomor&quot;:1,&quot;aturan_id&quot;:&quot;F3-001&quot;,&quot;fase&quot;:3,&quot;satuan_id&quot;:&quot;pasal-26-ayat-1&quot;,&quot;skor&quot;:0.91,&quot;jenis_tanda&quot;:&quot;catatan&quot;,&quot;lokasi&quot;:{&quot;paragraf_index&quot;:272,&quot;offset_mulai&quot;:0,&quot;panjang&quot;:152,&quot;teks_asli&quot;:&quot;Pungutan dan penerimaan lainnya sebagaimana dimaksud dalam Pasal 25 dapat digunakan sebagian atau seluruhnya secara langsung oleh Otoritas Jasa Keuangan&quot;},&quot;catatan&quot;:&quot;Rumusan ini berpotensi bertentangan dengan ketentuan pembanding yang membolehkan penggunaan langsung hanya atas hasil Pungutan, bukan penerimaan lainnya.&quot;,&quot;saran&quot;:&quot;Selaraskan objek yang dapat digunakan secara langsung dengan ketentuan peraturan perundang-undangan yang lebih tinggi.&quot;,&quot;sumber_usulan&quot;:&quot;&quot;,&quot;juga_di&quot;:[],&quot;sasaran&quot;:&quot;&quot;,&quot;sasaran_paragraf&quot;:null,&quot;usulan_rumusan&quot;:null,&quot;catatan_ai&quot;:&quot;&quot;,&quot;tanpa_sorot&quot;:false,&quot;rujukan&quot;:{&quot;sumber&quot;:&quot;KMK 527/KMK.01/2022&quot;,&quot;butir&quot;:&quot;Lampiran III huruf C keterangan angka 3 dan 4, hlm 89; Lampiran III huruf E Daftar I angka 2 huruf b, hlm 93&quot;,&quot;kutipan&quot;:&quot;&quot;,&quot;pdf_url&quot;:&quot;&quot;,&quot;halaman&quot;:&quot;89&quot;,&quot;status&quot;:&quot;visual&quot;},&quot;status&quot;:&quot;diterima&quot;,&quot;pembanding&quot;:&quot;Undang-Undang UU 21 TAHUN 2011 stdtd. UU 4 TAHUN 2023 Pasal 37 (masih berlaku)&quot;,&quot;sisipan&quot;:null},{&quot;id&quot;:&quot;f-e111d339&quot;,&quot;nomor&quot;:2,&quot;aturan_id&quot;:&quot;F3-001&quot;,&quot;fase&quot;:3,&quot;satuan_id&quot;:&quot;pasal-28-ayat-2&quot;,&quot;skor&quot;:0.84,&quot;jenis_tanda&quot;:&quot;catatan&quot;,&quot;lokasi&quot;:{&quot;paragraf_index&quot;:284,&quot;offset_mulai&quot;:169,&quot;panjang&quot;:43,&quot;teks_asli&quot;:&quot;disampaikan kepada KPA BUN setiap semester.&quot;},&quot;catatan&quot;:&quot;Rumusan ini berpotensi bertentangan dengan ketentuan pembanding yang mewajibkan Pimpinan Mitra Instansi Pengelola PNBP menyampaikan laporan kepada Pimpinan Instansi Pengelola PNBP. Naskah justru menempatkan KPA BUN sebagai penerima laporan dari Otoritas Jasa Keuangan.&quot;,&quot;saran&quot;:&quot;Selaraskan pihak penerima laporan dengan ketentuan pembanding atau tegaskan kedudukan KPA BUN sebagai pihak yang bertindak untuk dan atas nama Pimpinan Instansi Pengelola PNBP.&quot;,&quot;sumber_usulan&quot;:&quot;&quot;,&quot;juga_di&quot;:[],&quot;sasaran&quot;:&quot;&quot;,&quot;sasaran_paragraf&quot;:null,&quot;usulan_rumusan&quot;:null,&quot;catatan_ai&quot;:&quot;&quot;,&quot;tanpa_sorot&quot;:false,&quot;rujukan&quot;:{&quot;sumber&quot;:&quot;KMK 527/KMK.01/2022&quot;,&quot;butir&quot;:&quot;Lampiran III huruf C keterangan angka 3 dan 4, hlm 89; Lampiran III huruf E Daftar I angka 2 huruf b, hlm 93&quot;,&quot;kutipan&quot;:&quot;&quot;,&quot;pdf_url&quot;:&quot;&quot;,&quot;halaman&quot;:&quot;89&quot;,&quot;status&quot;:&quot;visual&quot;},&quot;status&quot;:&quot;belum_ditinjau&quot;,&quot;pembanding&quot;:&quot;Peraturan Pemerintah PP 58 TAHUN 2020 Pasal 18 (masih berlaku)&quot;,&quot;sisipan&quot;:null}],&quot;idTidakDitandai&quot;:[],&quot;jenisDokumen&quot;:&quot;PMK&quot;,&quot;formatAsli&quot;:[[1,{&quot;color&quot;:&quot;#000000&quot;,&quot;strikeThrough&quot;:false,&quot;highlightColor&quot;:null}],[2,{&quot;color&quot;:&quot;#000000&quot;,&quot;strikeThrough&quot;:false,&quot;highlightColor&quot;:null}]]}"/>
+  </we:properties>
+  <we:bindings/>
+  <we:snapshot xmlns:r="http://schemas.openxmlformats.org/officeDocument/2006/relationships"/>
+</we:webextension>
+</file>
+
 <file path=customXml/item1.xml><?xml version="1.0" encoding="utf-8"?>
-<?mso-contentType ?>
-<FormTemplates xmlns="http://schemas.microsoft.com/sharepoint/v3/contenttype/forms">
-  <Display>DocumentLibraryForm</Display>
-  <Edit>DocumentLibraryForm</Edit>
-  <New>DocumentLibraryForm</New>
-</FormTemplates>
+<b:Sources xmlns:b="http://schemas.openxmlformats.org/officeDocument/2006/bibliography" xmlns="http://schemas.openxmlformats.org/officeDocument/2006/bibliography" SelectedStyle="\APASixthEditionOfficeOnline.xsl" StyleName="APA" Version="6"/>
 </file>
 
 <file path=customXml/item2.xml><?xml version="1.0" encoding="utf-8"?>
-<p:properties xmlns:p="http://schemas.microsoft.com/office/2006/metadata/properties" xmlns:xsi="http://www.w3.org/2001/XMLSchema-instance" xmlns:pc="http://schemas.microsoft.com/office/infopath/2007/PartnerControls">
-  <documentManagement>
-    <SharedWithUsers xmlns="0ef7128f-a7d0-43d2-bee4-5f56f49c64da">
-      <UserInfo>
-        <DisplayName>SharingLinks.6af6b375-a42c-4365-a83c-deb26e8f29c9.Flexible.b2eb27d6-a994-4282-a733-d146252f68b1</DisplayName>
-        <AccountId>38</AccountId>
-        <AccountType/>
-      </UserInfo>
-      <UserInfo>
-        <DisplayName>Hanik Ummu Sulaim</DisplayName>
-        <AccountId>55</AccountId>
-        <AccountType/>
-      </UserInfo>
-      <UserInfo>
-        <DisplayName>SharingLinks.f466e5e5-fc33-470e-a52f-610fe39d6189.Flexible.ad23e3ad-4c23-4759-a421-5b8fc26b96ff</DisplayName>
-        <AccountId>26</AccountId>
-        <AccountType/>
-      </UserInfo>
-      <UserInfo>
-        <DisplayName>Martin Tamaro Siburian</DisplayName>
-        <AccountId>49</AccountId>
-        <AccountType/>
-      </UserInfo>
-      <UserInfo>
-        <DisplayName>SharingLinks.2b9eaf41-42f3-422d-a809-c896185b6387.Flexible.f7a3853a-bd2f-4961-843b-e618f359349c</DisplayName>
-        <AccountId>40</AccountId>
-        <AccountType/>
-      </UserInfo>
-      <UserInfo>
-        <DisplayName>SharingLinks.ae52c451-edb7-4c2f-953a-357fb6e062d6.Flexible.fe86a2b8-7ab6-4175-87c0-80c14b3893ba</DisplayName>
-        <AccountId>20</AccountId>
-        <AccountType/>
-      </UserInfo>
-      <UserInfo>
-        <DisplayName>SharingLinks.e1bdfc62-d114-4f40-a3d2-631ae9fc6b49.Flexible.4c5fbc79-f47f-4a0e-98dc-89886ded19a8</DisplayName>
-        <AccountId>39</AccountId>
-        <AccountType/>
-      </UserInfo>
-      <UserInfo>
-        <DisplayName>SharingLinks.afe521b8-ec2b-447f-9ffc-be1a800083e7.Flexible.13321ee8-e41f-40bb-911d-c7f8adda7b3e</DisplayName>
-        <AccountId>22</AccountId>
-        <AccountType/>
-      </UserInfo>
-      <UserInfo>
-        <DisplayName>Donella Mirsha Pratama</DisplayName>
-        <AccountId>12</AccountId>
-        <AccountType/>
-      </UserInfo>
-      <UserInfo>
-        <DisplayName>Denis Putri Hayuningtyas</DisplayName>
-        <AccountId>9</AccountId>
-        <AccountType/>
-      </UserInfo>
-      <UserInfo>
-        <DisplayName>Revina Hikmaty Fadilla</DisplayName>
-        <AccountId>15</AccountId>
-        <AccountType/>
-      </UserInfo>
-      <UserInfo>
-        <DisplayName>Randi Mesarino</DisplayName>
-        <AccountId>28</AccountId>
-        <AccountType/>
-      </UserInfo>
-    </SharedWithUsers>
-  </documentManagement>
-</p:properties>
-</file>
-
-<file path=customXml/item3.xml><?xml version="1.0" encoding="utf-8"?>
-<go:gDocsCustomXmlDataStorage xmlns:go="http://customooxmlschemas.google.com/" xmlns:r="http://schemas.openxmlformats.org/officeDocument/2006/relationships">
-  <go:docsCustomData xmlns:go="http://customooxmlschemas.google.com/" roundtripDataSignature="AMtx7mhIFeGhf1mi4FVVvhTGOHqnTse1lA==">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</go:docsCustomData>
-</go:gDocsCustomXmlDataStorage>
-</file>
-
-<file path=customXml/item4.xml><?xml version="1.0" encoding="utf-8"?>
-<b:Sources xmlns:b="http://schemas.openxmlformats.org/officeDocument/2006/bibliography" xmlns="http://schemas.openxmlformats.org/officeDocument/2006/bibliography" SelectedStyle="\APASixthEditionOfficeOnline.xsl" StyleName="APA" Version="6"/>
-</file>
-
-<file path=customXml/item5.xml><?xml version="1.0" encoding="utf-8"?>
 <ct:contentTypeSchema xmlns:ct="http://schemas.microsoft.com/office/2006/metadata/contentType" xmlns:ma="http://schemas.microsoft.com/office/2006/metadata/properties/metaAttributes" ct:_="" ma:_="" ma:contentTypeName="Document" ma:contentTypeID="0x0101004B0FCDF44AA25549A91EA64C707D0023" ma:contentTypeVersion="6" ma:contentTypeDescription="Create a new document." ma:contentTypeScope="" ma:versionID="f7bf9b7a97eee61df376f6d211368e19">
   <xsd:schema xmlns:xsd="http://www.w3.org/2001/XMLSchema" xmlns:xs="http://www.w3.org/2001/XMLSchema" xmlns:p="http://schemas.microsoft.com/office/2006/metadata/properties" xmlns:ns2="a6db1900-7b16-4e0a-8659-75e0c6831e5f" xmlns:ns3="0ef7128f-a7d0-43d2-bee4-5f56f49c64da" targetNamespace="http://schemas.microsoft.com/office/2006/metadata/properties" ma:root="true" ma:fieldsID="b22a933388169d2a9390ec2edfc97081" ns2:_="" ns3:_="">
     <xsd:import namespace="a6db1900-7b16-4e0a-8659-75e0c6831e5f"/>
@@ -21932,34 +22399,91 @@
 </ct:contentTypeSchema>
 </file>
 
-<file path=customXml/itemProps1.xml><?xml version="1.0" encoding="utf-8"?>
-<ds:datastoreItem xmlns:ds="http://schemas.openxmlformats.org/officeDocument/2006/customXml" ds:itemID="{1735E34F-10D5-40D7-8932-4E76446492EE}">
-  <ds:schemaRefs>
-    <ds:schemaRef ds:uri="http://schemas.microsoft.com/sharepoint/v3/contenttype/forms"/>
-  </ds:schemaRefs>
-</ds:datastoreItem>
+<file path=customXml/item3.xml><?xml version="1.0" encoding="utf-8"?>
+<?mso-contentType ?>
+<FormTemplates xmlns="http://schemas.microsoft.com/sharepoint/v3/contenttype/forms">
+  <Display>DocumentLibraryForm</Display>
+  <Edit>DocumentLibraryForm</Edit>
+  <New>DocumentLibraryForm</New>
+</FormTemplates>
 </file>
 
-<file path=customXml/itemProps2.xml><?xml version="1.0" encoding="utf-8"?>
-<ds:datastoreItem xmlns:ds="http://schemas.openxmlformats.org/officeDocument/2006/customXml" ds:itemID="{22FF7D39-9FB8-4BA9-BEBA-233F12BB9A06}">
-  <ds:schemaRefs>
-    <ds:schemaRef ds:uri="http://schemas.microsoft.com/office/2006/metadata/properties"/>
-    <ds:schemaRef ds:uri="http://schemas.microsoft.com/office/infopath/2007/PartnerControls"/>
-    <ds:schemaRef ds:uri="0ef7128f-a7d0-43d2-bee4-5f56f49c64da"/>
-  </ds:schemaRefs>
-</ds:datastoreItem>
+<file path=customXml/item4.xml><?xml version="1.0" encoding="utf-8"?>
+<p:properties xmlns:p="http://schemas.microsoft.com/office/2006/metadata/properties" xmlns:xsi="http://www.w3.org/2001/XMLSchema-instance" xmlns:pc="http://schemas.microsoft.com/office/infopath/2007/PartnerControls">
+  <documentManagement>
+    <SharedWithUsers xmlns="0ef7128f-a7d0-43d2-bee4-5f56f49c64da">
+      <UserInfo>
+        <DisplayName>SharingLinks.6af6b375-a42c-4365-a83c-deb26e8f29c9.Flexible.b2eb27d6-a994-4282-a733-d146252f68b1</DisplayName>
+        <AccountId>38</AccountId>
+        <AccountType/>
+      </UserInfo>
+      <UserInfo>
+        <DisplayName>Hanik Ummu Sulaim</DisplayName>
+        <AccountId>55</AccountId>
+        <AccountType/>
+      </UserInfo>
+      <UserInfo>
+        <DisplayName>SharingLinks.f466e5e5-fc33-470e-a52f-610fe39d6189.Flexible.ad23e3ad-4c23-4759-a421-5b8fc26b96ff</DisplayName>
+        <AccountId>26</AccountId>
+        <AccountType/>
+      </UserInfo>
+      <UserInfo>
+        <DisplayName>Martin Tamaro Siburian</DisplayName>
+        <AccountId>49</AccountId>
+        <AccountType/>
+      </UserInfo>
+      <UserInfo>
+        <DisplayName>SharingLinks.2b9eaf41-42f3-422d-a809-c896185b6387.Flexible.f7a3853a-bd2f-4961-843b-e618f359349c</DisplayName>
+        <AccountId>40</AccountId>
+        <AccountType/>
+      </UserInfo>
+      <UserInfo>
+        <DisplayName>SharingLinks.ae52c451-edb7-4c2f-953a-357fb6e062d6.Flexible.fe86a2b8-7ab6-4175-87c0-80c14b3893ba</DisplayName>
+        <AccountId>20</AccountId>
+        <AccountType/>
+      </UserInfo>
+      <UserInfo>
+        <DisplayName>SharingLinks.e1bdfc62-d114-4f40-a3d2-631ae9fc6b49.Flexible.4c5fbc79-f47f-4a0e-98dc-89886ded19a8</DisplayName>
+        <AccountId>39</AccountId>
+        <AccountType/>
+      </UserInfo>
+      <UserInfo>
+        <DisplayName>SharingLinks.afe521b8-ec2b-447f-9ffc-be1a800083e7.Flexible.13321ee8-e41f-40bb-911d-c7f8adda7b3e</DisplayName>
+        <AccountId>22</AccountId>
+        <AccountType/>
+      </UserInfo>
+      <UserInfo>
+        <DisplayName>Donella Mirsha Pratama</DisplayName>
+        <AccountId>12</AccountId>
+        <AccountType/>
+      </UserInfo>
+      <UserInfo>
+        <DisplayName>Denis Putri Hayuningtyas</DisplayName>
+        <AccountId>9</AccountId>
+        <AccountType/>
+      </UserInfo>
+      <UserInfo>
+        <DisplayName>Revina Hikmaty Fadilla</DisplayName>
+        <AccountId>15</AccountId>
+        <AccountType/>
+      </UserInfo>
+      <UserInfo>
+        <DisplayName>Randi Mesarino</DisplayName>
+        <AccountId>28</AccountId>
+        <AccountType/>
+      </UserInfo>
+    </SharedWithUsers>
+  </documentManagement>
+</p:properties>
 </file>
 
-<file path=customXml/itemProps3.xml><?xml version="1.0" encoding="utf-8"?>
-<ds:datastoreItem xmlns:ds="http://schemas.openxmlformats.org/officeDocument/2006/customXml" ds:itemID="{11111111-1234-1234-1234-123412341234}">
-  <ds:schemaRefs>
-    <ds:schemaRef ds:uri="http://customooxmlschemas.google.com/"/>
-    <ds:schemaRef ds:uri="http://schemas.openxmlformats.org/officeDocument/2006/relationships"/>
-  </ds:schemaRefs>
-</ds:datastoreItem>
+<file path=customXml/item5.xml><?xml version="1.0" encoding="utf-8"?>
+<go:gDocsCustomXmlDataStorage xmlns:go="http://customooxmlschemas.google.com/" xmlns:r="http://schemas.openxmlformats.org/officeDocument/2006/relationships">
+  <go:docsCustomData xmlns:go="http://customooxmlschemas.google.com/" roundtripDataSignature="AMtx7mhIFeGhf1mi4FVVvhTGOHqnTse1lA==">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</go:docsCustomData>
+</go:gDocsCustomXmlDataStorage>
 </file>
 
-<file path=customXml/itemProps4.xml><?xml version="1.0" encoding="utf-8"?>
+<file path=customXml/itemProps1.xml><?xml version="1.0" encoding="utf-8"?>
 <ds:datastoreItem xmlns:ds="http://schemas.openxmlformats.org/officeDocument/2006/customXml" ds:itemID="{81AE9D05-FBF7-4B4E-BDEA-BC20F913A457}">
   <ds:schemaRefs>
     <ds:schemaRef ds:uri="http://schemas.openxmlformats.org/officeDocument/2006/bibliography"/>
@@ -21967,7 +22491,7 @@
 </ds:datastoreItem>
 </file>
 
-<file path=customXml/itemProps5.xml><?xml version="1.0" encoding="utf-8"?>
+<file path=customXml/itemProps2.xml><?xml version="1.0" encoding="utf-8"?>
 <ds:datastoreItem xmlns:ds="http://schemas.openxmlformats.org/officeDocument/2006/customXml" ds:itemID="{4CC80A55-F713-419E-84A3-21334E157C39}">
   <ds:schemaRefs>
     <ds:schemaRef ds:uri="http://schemas.microsoft.com/office/2006/metadata/contentType"/>
@@ -21986,6 +22510,33 @@
 </ds:datastoreItem>
 </file>
 
+<file path=customXml/itemProps3.xml><?xml version="1.0" encoding="utf-8"?>
+<ds:datastoreItem xmlns:ds="http://schemas.openxmlformats.org/officeDocument/2006/customXml" ds:itemID="{1735E34F-10D5-40D7-8932-4E76446492EE}">
+  <ds:schemaRefs>
+    <ds:schemaRef ds:uri="http://schemas.microsoft.com/sharepoint/v3/contenttype/forms"/>
+  </ds:schemaRefs>
+</ds:datastoreItem>
+</file>
+
+<file path=customXml/itemProps4.xml><?xml version="1.0" encoding="utf-8"?>
+<ds:datastoreItem xmlns:ds="http://schemas.openxmlformats.org/officeDocument/2006/customXml" ds:itemID="{22FF7D39-9FB8-4BA9-BEBA-233F12BB9A06}">
+  <ds:schemaRefs>
+    <ds:schemaRef ds:uri="http://schemas.microsoft.com/office/2006/metadata/properties"/>
+    <ds:schemaRef ds:uri="http://schemas.microsoft.com/office/infopath/2007/PartnerControls"/>
+    <ds:schemaRef ds:uri="0ef7128f-a7d0-43d2-bee4-5f56f49c64da"/>
+  </ds:schemaRefs>
+</ds:datastoreItem>
+</file>
+
+<file path=customXml/itemProps5.xml><?xml version="1.0" encoding="utf-8"?>
+<ds:datastoreItem xmlns:ds="http://schemas.openxmlformats.org/officeDocument/2006/customXml" ds:itemID="{11111111-1234-1234-1234-123412341234}">
+  <ds:schemaRefs>
+    <ds:schemaRef ds:uri="http://customooxmlschemas.google.com/"/>
+    <ds:schemaRef ds:uri="http://schemas.openxmlformats.org/officeDocument/2006/relationships"/>
+  </ds:schemaRefs>
+</ds:datastoreItem>
+</file>
+
 <file path=docMetadata/LabelInfo.xml><?xml version="1.0" encoding="utf-8"?>
 <clbl:labelList xmlns:clbl="http://schemas.microsoft.com/office/2020/mipLabelMetadata">
   <clbl:label id="{ed6fb366-8322-46f3-915e-c4d037a454a9}" enabled="0" method="" siteId="{ed6fb366-8322-46f3-915e-c4d037a454a9}" removed="1"/>
